--- a/GENERATED_FILES/TP.1 DETO_BMR.docx
+++ b/GENERATED_FILES/TP.1 DETO_BMR.docx
@@ -1163,7 +1163,7 @@
                 <w:b/>
                 <w:bCs/>
               </w:rPr>
-              <w:t xml:space="preserve">+20… +30oC [WARNING, PARAMETER IS PC]</w:t>
+              <w:t xml:space="preserve">+20… +30oC</w:t>
             </w:r>
             <w:r>
               <w:rPr>
@@ -2662,7 +2662,7 @@
                 <w:b/>
                 <w:bCs/>
               </w:rPr>
-              <w:t xml:space="preserve">20-35oC</w:t>
+              <w:t xml:space="preserve">20-30oC</w:t>
             </w:r>
             <w:r>
               <w:rPr>
@@ -3781,7 +3781,7 @@
                 <w:b w:val="false"/>
                 <w:bCs w:val="false"/>
               </w:rPr>
-              <w:t xml:space="preserve">COMMENT INFO: in pre-val check ipc more often (like every 6h take a sample)
+              <w:t xml:space="preserve">COMMENT INFO: in pre-val check IPC showed: 17h - 10% / 86%; 21h - 8.8% / 91%; 41h - 6% / 93%;
 </w:t>
             </w:r>
           </w:p>
@@ -9199,7 +9199,7 @@
                 <w:b w:val="false"/>
                 <w:bCs w:val="false"/>
               </w:rPr>
-              <w:t xml:space="preserve">.</w:t>
+              <w:t xml:space="preserve">. In 2-3h weight loss should be less than 2-3%.</w:t>
             </w:r>
           </w:p>
           <w:p>
@@ -9407,187 +9407,53 @@
                 <w:b/>
                 <w:bCs/>
               </w:rPr>
-              <w:t xml:space="preserve">Dry</w:t>
-            </w:r>
-            <w:r>
-              <w:rPr>
-                <w:b w:val="false"/>
-                <w:bCs w:val="false"/>
-              </w:rPr>
-              <w:t xml:space="preserve"> the product in vacuum oven 012-XX:</w:t>
-            </w:r>
-          </w:p>
-          <w:p>
-            <w:r>
-              <w:rPr>
-                <w:b w:val="false"/>
-                <w:bCs w:val="false"/>
-              </w:rPr>
-              <w:t xml:space="preserve">1. Check and record the tare mass of each tray into table XX.1. </w:t>
-            </w:r>
-          </w:p>
-          <w:p>
-            <w:r>
-              <w:rPr>
-                <w:b w:val="false"/>
-                <w:bCs w:val="false"/>
-              </w:rPr>
-              <w:t xml:space="preserve">2. Transfer the product (filter cake) onto trays with a layer thickness of </w:t>
-            </w:r>
-            <w:r>
-              <w:rPr>
-                <w:b/>
-                <w:bCs/>
-              </w:rPr>
-              <w:t xml:space="preserve">NMT 4cm</w:t>
-            </w:r>
-            <w:r>
-              <w:rPr>
-                <w:b w:val="false"/>
-                <w:bCs w:val="false"/>
-              </w:rPr>
-              <w:t xml:space="preserve">. Divide all wet product approximately evenly between all trays. Crush big lumps with shovel.</w:t>
-            </w:r>
-          </w:p>
-          <w:p>
-            <w:r>
-              <w:rPr>
-                <w:b w:val="false"/>
-                <w:bCs w:val="false"/>
-              </w:rPr>
-              <w:t xml:space="preserve">3. Place the trays in the vacuum oven.</w:t>
-            </w:r>
-          </w:p>
-          <w:p>
-            <w:r>
-              <w:rPr>
-                <w:b w:val="false"/>
-                <w:bCs w:val="false"/>
-              </w:rPr>
-              <w:t xml:space="preserve">4. Connect vacuum pump to the oven via cold trap with dry ice.</w:t>
-            </w:r>
-          </w:p>
-          <w:p>
-            <w:r>
-              <w:rPr>
-                <w:b w:val="false"/>
-                <w:bCs w:val="false"/>
-              </w:rPr>
-              <w:t xml:space="preserve">5. Set overheating protection of the oven to: </w:t>
-            </w:r>
-            <w:r>
-              <w:rPr>
-                <w:b/>
-                <w:bCs/>
-              </w:rPr>
-              <w:t xml:space="preserve">60oC</w:t>
-            </w:r>
-            <w:r>
-              <w:rPr>
-                <w:b w:val="false"/>
-                <w:bCs w:val="false"/>
-              </w:rPr>
-              <w:t xml:space="preserve">.</w:t>
-            </w:r>
-          </w:p>
-          <w:p>
-            <w:r>
-              <w:rPr>
-                <w:b w:val="false"/>
-                <w:bCs w:val="false"/>
-              </w:rPr>
-              <w:t xml:space="preserve">6. Dry the product, checking the weight periodically (NLT 12h after start of drying) to determine dryness </w:t>
-            </w:r>
-            <w:r>
-              <w:rPr>
-                <w:b/>
-                <w:bCs/>
-              </w:rPr>
-              <w:t xml:space="preserve">24-36h</w:t>
-            </w:r>
-            <w:r>
-              <w:rPr>
-                <w:b w:val="false"/>
-                <w:bCs w:val="false"/>
-              </w:rPr>
-              <w:t xml:space="preserve">.</w:t>
-            </w:r>
-          </w:p>
-          <w:p>
-            <w:r>
-              <w:rPr>
-                <w:b w:val="false"/>
-                <w:bCs w:val="false"/>
-              </w:rPr>
-              <w:t xml:space="preserve">7. Perform Mix/delump: </w:t>
-            </w:r>
-            <w:r>
-              <w:rPr>
-                <w:b/>
-                <w:bCs/>
-              </w:rPr>
-              <w:t xml:space="preserve">after 12-18h.</w:t>
-            </w:r>
-            <w:r>
-              <w:rPr>
-                <w:b w:val="false"/>
-                <w:bCs w:val="false"/>
-              </w:rPr>
-              <w:t xml:space="preserve">.</w:t>
+              <w:t xml:space="preserve">Finish</w:t>
+            </w:r>
+            <w:r>
+              <w:rPr>
+                <w:b w:val="false"/>
+                <w:bCs w:val="false"/>
+              </w:rPr>
+              <w:t xml:space="preserve"> drying:</w:t>
+            </w:r>
+          </w:p>
+          <w:p>
+            <w:r>
+              <w:rPr>
+                <w:b w:val="false"/>
+                <w:bCs w:val="false"/>
+              </w:rPr>
+              <w:t xml:space="preserve">  1. Save heating/cooling circulator 011-XX temperature logs on the USB stick that is inside the control panel or in the USB ports.</w:t>
+            </w:r>
+          </w:p>
+          <w:p>
+            <w:r>
+              <w:rPr>
+                <w:b w:val="false"/>
+                <w:bCs w:val="false"/>
+              </w:rPr>
+              <w:t xml:space="preserve">  2. Turn off membrane pump and repressurize the oven. Turn off the oven.</w:t>
+            </w:r>
+          </w:p>
+          <w:p>
+            <w:r>
+              <w:rPr>
+                <w:b w:val="false"/>
+                <w:bCs w:val="false"/>
+              </w:rPr>
+              <w:t xml:space="preserve">  3. Remove the trays from the oven and weigh them. Calculate loss on drying and fill Table X.</w:t>
+            </w:r>
+          </w:p>
+          <w:p>
+            <w:r>
+              <w:rPr>
+                <w:b w:val="false"/>
+                <w:bCs w:val="false"/>
+              </w:rPr>
+              <w:t xml:space="preserve">  4. Calculate process yield:</w:t>
             </w:r>
           </w:p>
           <w:p/>
-          <w:p>
-            <w:r>
-              <w:rPr>
-                <w:b w:val="false"/>
-                <w:bCs w:val="false"/>
-              </w:rPr>
-              <w:t xml:space="preserve">Record weights in Table X.</w:t>
-            </w:r>
-          </w:p>
-          <w:p/>
-          <w:p>
-            <w:r>
-              <w:rPr>
-                <w:b w:val="false"/>
-                <w:bCs w:val="false"/>
-              </w:rPr>
-              <w:t xml:space="preserve">Table X filled: </w:t>
-            </w:r>
-          </w:p>
-          <w:p/>
-          <w:p>
-            <w:r>
-              <w:rPr>
-                <w:b w:val="false"/>
-                <w:bCs w:val="false"/>
-              </w:rPr>
-              <w:t xml:space="preserve">Overheating set: .......°C</w:t>
-            </w:r>
-          </w:p>
-          <w:p/>
-          <w:p>
-            <w:r>
-              <w:rPr>
-                <w:b w:val="false"/>
-                <w:bCs w:val="false"/>
-              </w:rPr>
-              <w:t xml:space="preserve">Actual pressure after at least 1h from the start: ...... Torr</w:t>
-            </w:r>
-          </w:p>
-          <w:p/>
-          <w:p>
-            <w:r>
-              <w:rPr>
-                <w:b w:val="false"/>
-                <w:bCs w:val="false"/>
-              </w:rPr>
-              <w:t xml:space="preserve">Temperature after at least 1h from the start: .......°C</w:t>
-            </w:r>
-          </w:p>
-          <w:p/>
-          <w:p/>
         </w:tc>
         <w:tc>
           <w:p>
@@ -9612,11 +9478,6 @@
           </w:p>
         </w:tc>
         <w:tc>
-          <w:p>
-            <w:r>
-              <w:t xml:space="preserve">Actual temperature set : ........ oC;</w:t>
-            </w:r>
-          </w:p>
           <w:p>
             <w:r>
               <w:t xml:space="preserve"/>
@@ -9639,53 +9500,108 @@
                 <w:b/>
                 <w:bCs/>
               </w:rPr>
-              <w:t xml:space="preserve">Finish</w:t>
-            </w:r>
-            <w:r>
-              <w:rPr>
-                <w:b w:val="false"/>
-                <w:bCs w:val="false"/>
-              </w:rPr>
-              <w:t xml:space="preserve"> drying:</w:t>
-            </w:r>
-          </w:p>
-          <w:p>
-            <w:r>
-              <w:rPr>
-                <w:b w:val="false"/>
-                <w:bCs w:val="false"/>
-              </w:rPr>
-              <w:t xml:space="preserve">  1. Save heating/cooling circulator 011-XX temperature logs on the USB stick that is inside the control panel or in the USB ports.</w:t>
-            </w:r>
-          </w:p>
-          <w:p>
-            <w:r>
-              <w:rPr>
-                <w:b w:val="false"/>
-                <w:bCs w:val="false"/>
-              </w:rPr>
-              <w:t xml:space="preserve">  2. Turn off membrane pump and repressurize the oven. Turn off the oven.</w:t>
-            </w:r>
-          </w:p>
-          <w:p>
-            <w:r>
-              <w:rPr>
-                <w:b w:val="false"/>
-                <w:bCs w:val="false"/>
-              </w:rPr>
-              <w:t xml:space="preserve">  3. Remove the trays from the oven and weigh them. Calculate loss on drying and fill Table X.</w:t>
-            </w:r>
-          </w:p>
-          <w:p>
-            <w:r>
-              <w:rPr>
-                <w:b w:val="false"/>
-                <w:bCs w:val="false"/>
-              </w:rPr>
-              <w:t xml:space="preserve">  4. Calculate process yield:</w:t>
-            </w:r>
-          </w:p>
-          <w:p/>
+              <w:t xml:space="preserve">Pack</w:t>
+            </w:r>
+            <w:r>
+              <w:rPr>
+                <w:b w:val="false"/>
+                <w:bCs w:val="false"/>
+              </w:rPr>
+              <w:t xml:space="preserve"> the product:</w:t>
+            </w:r>
+          </w:p>
+          <w:p>
+            <w:r>
+              <w:rPr>
+                <w:b w:val="false"/>
+                <w:bCs w:val="false"/>
+              </w:rPr>
+              <w:t xml:space="preserve">1. Use analytical sample amount: </w:t>
+            </w:r>
+            <w:r>
+              <w:rPr>
+                <w:b/>
+                <w:bCs/>
+              </w:rPr>
+              <w:t xml:space="preserve">2g</w:t>
+            </w:r>
+            <w:r>
+              <w:rPr>
+                <w:b w:val="false"/>
+                <w:bCs w:val="false"/>
+              </w:rPr>
+              <w:t xml:space="preserve">.</w:t>
+            </w:r>
+          </w:p>
+          <w:p>
+            <w:r>
+              <w:rPr>
+                <w:b w:val="false"/>
+                <w:bCs w:val="false"/>
+              </w:rPr>
+              <w:t xml:space="preserve">2. Retain sample amount: </w:t>
+            </w:r>
+            <w:r>
+              <w:rPr>
+                <w:b/>
+                <w:bCs/>
+              </w:rPr>
+              <w:t xml:space="preserve">4g</w:t>
+            </w:r>
+            <w:r>
+              <w:rPr>
+                <w:b w:val="false"/>
+                <w:bCs w:val="false"/>
+              </w:rPr>
+              <w:t xml:space="preserve">.</w:t>
+            </w:r>
+          </w:p>
+          <w:p>
+            <w:r>
+              <w:rPr>
+                <w:b w:val="false"/>
+                <w:bCs w:val="false"/>
+              </w:rPr>
+              <w:t xml:space="preserve">3. Pack using: </w:t>
+            </w:r>
+            <w:r>
+              <w:rPr>
+                <w:b/>
+                <w:bCs/>
+              </w:rPr>
+              <w:t xml:space="preserve">double PE bag.</w:t>
+            </w:r>
+            <w:r>
+              <w:rPr>
+                <w:b w:val="false"/>
+                <w:bCs w:val="false"/>
+              </w:rPr>
+              <w:t xml:space="preserve">.</w:t>
+            </w:r>
+          </w:p>
+          <w:p>
+            <w:r>
+              <w:rPr>
+                <w:b w:val="false"/>
+                <w:bCs w:val="false"/>
+              </w:rPr>
+              <w:t xml:space="preserve">4. Consider air, moisture, and light sensitivity of the material: </w:t>
+            </w:r>
+            <w:r>
+              <w:rPr>
+                <w:b/>
+                <w:bCs/>
+              </w:rPr>
+              <w:t xml:space="preserve">NO</w:t>
+            </w:r>
+            <w:r>
+              <w:rPr>
+                <w:b w:val="false"/>
+                <w:bCs w:val="false"/>
+              </w:rPr>
+              <w:t xml:space="preserve">.</w:t>
+            </w:r>
+          </w:p>
         </w:tc>
         <w:tc>
           <w:p>
@@ -9732,106 +9648,51 @@
                 <w:b/>
                 <w:bCs/>
               </w:rPr>
-              <w:t xml:space="preserve">Pack</w:t>
-            </w:r>
-            <w:r>
-              <w:rPr>
-                <w:b w:val="false"/>
-                <w:bCs w:val="false"/>
-              </w:rPr>
-              <w:t xml:space="preserve"> the product:</w:t>
-            </w:r>
-          </w:p>
-          <w:p>
-            <w:r>
-              <w:rPr>
-                <w:b w:val="false"/>
-                <w:bCs w:val="false"/>
-              </w:rPr>
-              <w:t xml:space="preserve">1. Use analytical sample amount: </w:t>
-            </w:r>
-            <w:r>
-              <w:rPr>
-                <w:b/>
-                <w:bCs/>
-              </w:rPr>
-              <w:t xml:space="preserve">2g</w:t>
-            </w:r>
-            <w:r>
-              <w:rPr>
-                <w:b w:val="false"/>
-                <w:bCs w:val="false"/>
-              </w:rPr>
-              <w:t xml:space="preserve">.</w:t>
-            </w:r>
-          </w:p>
-          <w:p>
-            <w:r>
-              <w:rPr>
-                <w:b w:val="false"/>
-                <w:bCs w:val="false"/>
-              </w:rPr>
-              <w:t xml:space="preserve">2. Retain sample amount: </w:t>
-            </w:r>
-            <w:r>
-              <w:rPr>
-                <w:b/>
-                <w:bCs/>
-              </w:rPr>
-              <w:t xml:space="preserve">4g</w:t>
-            </w:r>
-            <w:r>
-              <w:rPr>
-                <w:b w:val="false"/>
-                <w:bCs w:val="false"/>
-              </w:rPr>
-              <w:t xml:space="preserve">.</w:t>
-            </w:r>
-          </w:p>
-          <w:p>
-            <w:r>
-              <w:rPr>
-                <w:b w:val="false"/>
-                <w:bCs w:val="false"/>
-              </w:rPr>
-              <w:t xml:space="preserve">3. Pack using: </w:t>
-            </w:r>
-            <w:r>
-              <w:rPr>
-                <w:b/>
-                <w:bCs/>
-              </w:rPr>
-              <w:t xml:space="preserve">double PE bag.</w:t>
-            </w:r>
-            <w:r>
-              <w:rPr>
-                <w:b w:val="false"/>
-                <w:bCs w:val="false"/>
-              </w:rPr>
-              <w:t xml:space="preserve">.</w:t>
-            </w:r>
-          </w:p>
-          <w:p>
-            <w:r>
-              <w:rPr>
-                <w:b w:val="false"/>
-                <w:bCs w:val="false"/>
-              </w:rPr>
-              <w:t xml:space="preserve">4. Consider air, moisture, and light sensitivity of the material: </w:t>
-            </w:r>
-            <w:r>
-              <w:rPr>
-                <w:b/>
-                <w:bCs/>
-              </w:rPr>
-              <w:t xml:space="preserve">NO</w:t>
-            </w:r>
-            <w:r>
-              <w:rPr>
-                <w:b w:val="false"/>
-                <w:bCs w:val="false"/>
-              </w:rPr>
-              <w:t xml:space="preserve">.</w:t>
+              <w:t xml:space="preserve">Perform</w:t>
+            </w:r>
+            <w:r>
+              <w:rPr>
+                <w:b w:val="false"/>
+                <w:bCs w:val="false"/>
+              </w:rPr>
+              <w:t xml:space="preserve"> the analysis according to QDQS:</w:t>
+            </w:r>
+          </w:p>
+          <w:p>
+            <w:r>
+              <w:rPr>
+                <w:b w:val="false"/>
+                <w:bCs w:val="false"/>
+              </w:rPr>
+              <w:t xml:space="preserve">1. If analysis result is YES, proceed accordingly.</w:t>
+            </w:r>
+          </w:p>
+          <w:p>
+            <w:r>
+              <w:rPr>
+                <w:b w:val="false"/>
+                <w:bCs w:val="false"/>
+              </w:rPr>
+              <w:t xml:space="preserve">2. If analysis result is NO, repeat necessary steps.</w:t>
+            </w:r>
+          </w:p>
+          <w:p>
+            <w:r>
+              <w:rPr>
+                <w:b w:val="false"/>
+                <w:bCs w:val="false"/>
+              </w:rPr>
+              <w:t xml:space="preserve">COMMENT INFO: continue
+</w:t>
+            </w:r>
+          </w:p>
+          <w:p>
+            <w:r>
+              <w:rPr>
+                <w:b w:val="false"/>
+                <w:bCs w:val="false"/>
+              </w:rPr>
+              <w:t xml:space="preserve">rnd will check. We need re-crystallization?</w:t>
             </w:r>
           </w:p>
         </w:tc>
@@ -9880,51 +9741,60 @@
                 <w:b/>
                 <w:bCs/>
               </w:rPr>
-              <w:t xml:space="preserve">Perform</w:t>
-            </w:r>
-            <w:r>
-              <w:rPr>
-                <w:b w:val="false"/>
-                <w:bCs w:val="false"/>
-              </w:rPr>
-              <w:t xml:space="preserve"> the analysis according to QDQS:</w:t>
-            </w:r>
-          </w:p>
-          <w:p>
-            <w:r>
-              <w:rPr>
-                <w:b w:val="false"/>
-                <w:bCs w:val="false"/>
-              </w:rPr>
-              <w:t xml:space="preserve">1. If analysis result is YES, proceed accordingly.</w:t>
-            </w:r>
-          </w:p>
-          <w:p>
-            <w:r>
-              <w:rPr>
-                <w:b w:val="false"/>
-                <w:bCs w:val="false"/>
-              </w:rPr>
-              <w:t xml:space="preserve">2. If analysis result is NO, repeat necessary steps.</w:t>
-            </w:r>
-          </w:p>
-          <w:p>
-            <w:r>
-              <w:rPr>
-                <w:b w:val="false"/>
-                <w:bCs w:val="false"/>
-              </w:rPr>
-              <w:t xml:space="preserve">COMMENT INFO: continue
-</w:t>
-            </w:r>
-          </w:p>
-          <w:p>
-            <w:r>
-              <w:rPr>
-                <w:b w:val="false"/>
-                <w:bCs w:val="false"/>
-              </w:rPr>
-              <w:t xml:space="preserve">rnd will check. We need re-crystallization?</w:t>
+              <w:t xml:space="preserve">Clean</w:t>
+            </w:r>
+            <w:r>
+              <w:rPr>
+                <w:b w:val="false"/>
+                <w:bCs w:val="false"/>
+              </w:rPr>
+              <w:t xml:space="preserve"> the equipment:</w:t>
+            </w:r>
+          </w:p>
+          <w:p>
+            <w:r>
+              <w:rPr>
+                <w:b w:val="false"/>
+                <w:bCs w:val="false"/>
+              </w:rPr>
+              <w:t xml:space="preserve">1. Follow the solvent sequence: </w:t>
+            </w:r>
+            <w:r>
+              <w:rPr>
+                <w:b/>
+                <w:bCs/>
+              </w:rPr>
+              <w:t xml:space="preserve">MeOH, Water, Acetone</w:t>
+            </w:r>
+            <w:r>
+              <w:rPr>
+                <w:b w:val="false"/>
+                <w:bCs w:val="false"/>
+              </w:rPr>
+              <w:t xml:space="preserve">.</w:t>
+            </w:r>
+          </w:p>
+          <w:p>
+            <w:r>
+              <w:rPr>
+                <w:b w:val="false"/>
+                <w:bCs w:val="false"/>
+              </w:rPr>
+              <w:t xml:space="preserve">2. Estimated time required: </w:t>
+            </w:r>
+            <w:r>
+              <w:rPr>
+                <w:b/>
+                <w:bCs/>
+              </w:rPr>
+              <w:t xml:space="preserve">3-5h</w:t>
+            </w:r>
+            <w:r>
+              <w:rPr>
+                <w:b w:val="false"/>
+                <w:bCs w:val="false"/>
+              </w:rPr>
+              <w:t xml:space="preserve">.</w:t>
             </w:r>
           </w:p>
         </w:tc>
@@ -9963,108 +9833,6 @@
           <w:p>
             <w:r>
               <w:t xml:space="preserve">42</w:t>
-            </w:r>
-          </w:p>
-        </w:tc>
-        <w:tc>
-          <w:p>
-            <w:r>
-              <w:rPr>
-                <w:b/>
-                <w:bCs/>
-              </w:rPr>
-              <w:t xml:space="preserve">Clean</w:t>
-            </w:r>
-            <w:r>
-              <w:rPr>
-                <w:b w:val="false"/>
-                <w:bCs w:val="false"/>
-              </w:rPr>
-              <w:t xml:space="preserve"> the equipment:</w:t>
-            </w:r>
-          </w:p>
-          <w:p>
-            <w:r>
-              <w:rPr>
-                <w:b w:val="false"/>
-                <w:bCs w:val="false"/>
-              </w:rPr>
-              <w:t xml:space="preserve">1. Follow the solvent sequence: </w:t>
-            </w:r>
-            <w:r>
-              <w:rPr>
-                <w:b/>
-                <w:bCs/>
-              </w:rPr>
-              <w:t xml:space="preserve">MeOH, Water, Acetone</w:t>
-            </w:r>
-            <w:r>
-              <w:rPr>
-                <w:b w:val="false"/>
-                <w:bCs w:val="false"/>
-              </w:rPr>
-              <w:t xml:space="preserve">.</w:t>
-            </w:r>
-          </w:p>
-          <w:p>
-            <w:r>
-              <w:rPr>
-                <w:b w:val="false"/>
-                <w:bCs w:val="false"/>
-              </w:rPr>
-              <w:t xml:space="preserve">2. Estimated time required: </w:t>
-            </w:r>
-            <w:r>
-              <w:rPr>
-                <w:b/>
-                <w:bCs/>
-              </w:rPr>
-              <w:t xml:space="preserve">3-5h</w:t>
-            </w:r>
-            <w:r>
-              <w:rPr>
-                <w:b w:val="false"/>
-                <w:bCs w:val="false"/>
-              </w:rPr>
-              <w:t xml:space="preserve">.</w:t>
-            </w:r>
-          </w:p>
-        </w:tc>
-        <w:tc>
-          <w:p>
-            <w:r>
-              <w:t xml:space="preserve">Start:</w:t>
-            </w:r>
-          </w:p>
-          <w:p>
-            <w:r>
-              <w:t xml:space="preserve">__:__</w:t>
-            </w:r>
-          </w:p>
-          <w:p>
-            <w:r>
-              <w:t xml:space="preserve">End:</w:t>
-            </w:r>
-          </w:p>
-          <w:p>
-            <w:r>
-              <w:t xml:space="preserve">__:__</w:t>
-            </w:r>
-          </w:p>
-        </w:tc>
-        <w:tc>
-          <w:p>
-            <w:r>
-              <w:t xml:space="preserve"/>
-            </w:r>
-          </w:p>
-        </w:tc>
-      </w:tr>
-      <w:tr>
-        <w:tc>
-          <w:p>
-            <w:r>
-              <w:t xml:space="preserve">43</w:t>
             </w:r>
           </w:p>
         </w:tc>

--- a/GENERATED_FILES/TP.1 DETO_BMR.docx
+++ b/GENERATED_FILES/TP.1 DETO_BMR.docx
@@ -77,14 +77,14 @@
                 <w:b/>
                 <w:bCs/>
               </w:rPr>
-              <w:t xml:space="preserve">Reactor</w:t>
-            </w:r>
-            <w:r>
-              <w:rPr>
-                <w:b w:val="false"/>
-                <w:bCs w:val="false"/>
-              </w:rPr>
-              <w:t xml:space="preserve"> 002-XX preparation:</w:t>
+              <w:t xml:space="preserve">Prepare</w:t>
+            </w:r>
+            <w:r>
+              <w:rPr>
+                <w:b w:val="false"/>
+                <w:bCs w:val="false"/>
+              </w:rPr>
+              <w:t xml:space="preserve"> Reactor 002-XX:</w:t>
             </w:r>
           </w:p>
           <w:p/>
@@ -117,7 +117,23 @@
                 <w:b w:val="false"/>
                 <w:bCs w:val="false"/>
               </w:rPr>
-              <w:t xml:space="preserve">2. Hold Reactor at temperature for </w:t>
+              <w:t xml:space="preserve">2. Set Argon flow during heating to </w:t>
+            </w:r>
+            <w:r>
+              <w:rPr>
+                <w:b/>
+                <w:bCs/>
+              </w:rPr>
+              <w:t xml:space="preserve">5-10 L/min</w:t>
+            </w:r>
+          </w:p>
+          <w:p>
+            <w:r>
+              <w:rPr>
+                <w:b w:val="false"/>
+                <w:bCs w:val="false"/>
+              </w:rPr>
+              <w:t xml:space="preserve">3. Hold Reactor at temperature for </w:t>
             </w:r>
             <w:r>
               <w:rPr>
@@ -125,29 +141,6 @@
                 <w:bCs/>
               </w:rPr>
               <w:t xml:space="preserve">10-15min</w:t>
-            </w:r>
-            <w:r>
-              <w:rPr>
-                <w:b w:val="false"/>
-                <w:bCs w:val="false"/>
-              </w:rPr>
-              <w:t xml:space="preserve">.</w:t>
-            </w:r>
-          </w:p>
-          <w:p>
-            <w:r>
-              <w:rPr>
-                <w:b w:val="false"/>
-                <w:bCs w:val="false"/>
-              </w:rPr>
-              <w:t xml:space="preserve">3. Set Argon flow during heating to </w:t>
-            </w:r>
-            <w:r>
-              <w:rPr>
-                <w:b/>
-                <w:bCs/>
-              </w:rPr>
-              <w:t xml:space="preserve">5-10 L/min</w:t>
             </w:r>
             <w:r>
               <w:rPr>
@@ -304,16 +297,25 @@
                 <w:b w:val="false"/>
                 <w:bCs w:val="false"/>
               </w:rPr>
-              <w:t xml:space="preserve"> using balance 007-XX</w:t>
-            </w:r>
-          </w:p>
-          <w:p>
-            <w:r>
-              <w:rPr>
-                <w:b w:val="false"/>
-                <w:bCs w:val="false"/>
-              </w:rPr>
-              <w:t xml:space="preserve">2. Transfer </w:t>
+              <w:t xml:space="preserve"> using balance 007-XX.</w:t>
+            </w:r>
+          </w:p>
+          <w:p>
+            <w:r>
+              <w:rPr>
+                <w:b w:val="false"/>
+                <w:bCs w:val="false"/>
+              </w:rPr>
+              <w:t xml:space="preserve">2. Connect peristaltic pump and hose "TP.1 DETO".</w:t>
+            </w:r>
+          </w:p>
+          <w:p>
+            <w:r>
+              <w:rPr>
+                <w:b w:val="false"/>
+                <w:bCs w:val="false"/>
+              </w:rPr>
+              <w:t xml:space="preserve">3. Using peristaltic pump, load </w:t>
             </w:r>
             <w:r>
               <w:rPr>
@@ -327,16 +329,16 @@
                 <w:b w:val="false"/>
                 <w:bCs w:val="false"/>
               </w:rPr>
-              <w:t xml:space="preserve"> into reactor with peristaltic pump and hose "TP.1 DETO" via handhole (fix hose to the hole with plastic ties). </w:t>
-            </w:r>
-          </w:p>
-          <w:p>
-            <w:r>
-              <w:rPr>
-                <w:b w:val="false"/>
-                <w:bCs w:val="false"/>
-              </w:rPr>
-              <w:t xml:space="preserve">3. Set/Adjust stirring rate in reactor to </w:t>
+              <w:t xml:space="preserve"> via handhole. Secure hose to handhole with plastic tie.</w:t>
+            </w:r>
+          </w:p>
+          <w:p>
+            <w:r>
+              <w:rPr>
+                <w:b w:val="false"/>
+                <w:bCs w:val="false"/>
+              </w:rPr>
+              <w:t xml:space="preserve">4. Set/Adjust stirring rate in reactor to </w:t>
             </w:r>
             <w:r>
               <w:rPr>
@@ -359,7 +361,7 @@
                 <w:b w:val="false"/>
                 <w:bCs w:val="false"/>
               </w:rPr>
-              <w:t xml:space="preserve">4. Set/Adjust inert gas flow rate to </w:t>
+              <w:t xml:space="preserve">5. Set/Adjust inert gas flow rate to </w:t>
             </w:r>
             <w:r>
               <w:rPr>
@@ -382,7 +384,7 @@
                 <w:b w:val="false"/>
                 <w:bCs w:val="false"/>
               </w:rPr>
-              <w:t xml:space="preserve">5. Set/Adjust temperature on thermostat </w:t>
+              <w:t xml:space="preserve">6. Set/Adjust temperature on thermostat to </w:t>
             </w:r>
             <w:r>
               <w:rPr>
@@ -405,7 +407,7 @@
                 <w:b w:val="false"/>
                 <w:bCs w:val="false"/>
               </w:rPr>
-              <w:t xml:space="preserve">6. Keep reaction mixture temperature in range: </w:t>
+              <w:t xml:space="preserve">7. Keep reaction mixture temperature in range: </w:t>
             </w:r>
             <w:r>
               <w:rPr>
@@ -428,7 +430,7 @@
                 <w:b w:val="false"/>
                 <w:bCs w:val="false"/>
               </w:rPr>
-              <w:t xml:space="preserve">7. Addition speed - </w:t>
+              <w:t xml:space="preserve">8. Addition speed - </w:t>
             </w:r>
             <w:r>
               <w:rPr>
@@ -451,7 +453,7 @@
                 <w:b w:val="false"/>
                 <w:bCs w:val="false"/>
               </w:rPr>
-              <w:t xml:space="preserve">8. Keep/Provide temperature of loaded material in range: </w:t>
+              <w:t xml:space="preserve">9. Keep/Provide temperature of loaded material in range: </w:t>
             </w:r>
             <w:r>
               <w:rPr>
@@ -475,7 +477,7 @@
                 <w:b w:val="false"/>
                 <w:bCs w:val="false"/>
               </w:rPr>
-              <w:t xml:space="preserve">Fill Table X at least every Y minutes.</w:t>
+              <w:t xml:space="preserve">Record parameters into Table X every YY min or more often.</w:t>
             </w:r>
           </w:p>
           <w:p/>
@@ -640,7 +642,7 @@
                 <w:b w:val="false"/>
                 <w:bCs w:val="false"/>
               </w:rPr>
-              <w:t xml:space="preserve"> on balance 007-XX into jug "TP.1 DETO".</w:t>
+              <w:t xml:space="preserve"> on balance 007-XX into jug "TP.1 DETO" in ca Xkg portion.</w:t>
             </w:r>
           </w:p>
           <w:p>
@@ -811,7 +813,7 @@
                 <w:b w:val="false"/>
                 <w:bCs w:val="false"/>
               </w:rPr>
-              <w:t xml:space="preserve">Fill Table X at least every Y minutes.</w:t>
+              <w:t xml:space="preserve">Record parameters into Table X every YY min or more often.</w:t>
             </w:r>
           </w:p>
           <w:p/>
@@ -985,16 +987,25 @@
                 <w:b w:val="false"/>
                 <w:bCs w:val="false"/>
               </w:rPr>
-              <w:t xml:space="preserve"> using balance 007-XX</w:t>
-            </w:r>
-          </w:p>
-          <w:p>
-            <w:r>
-              <w:rPr>
-                <w:b w:val="false"/>
-                <w:bCs w:val="false"/>
-              </w:rPr>
-              <w:t xml:space="preserve">2. Transfer </w:t>
+              <w:t xml:space="preserve"> using balance 007-XX.</w:t>
+            </w:r>
+          </w:p>
+          <w:p>
+            <w:r>
+              <w:rPr>
+                <w:b w:val="false"/>
+                <w:bCs w:val="false"/>
+              </w:rPr>
+              <w:t xml:space="preserve">2. Connect peristaltic pump and hose "TP.1 DETO".</w:t>
+            </w:r>
+          </w:p>
+          <w:p>
+            <w:r>
+              <w:rPr>
+                <w:b w:val="false"/>
+                <w:bCs w:val="false"/>
+              </w:rPr>
+              <w:t xml:space="preserve">3. Using peristaltic pump, load </w:t>
             </w:r>
             <w:r>
               <w:rPr>
@@ -1008,16 +1019,16 @@
                 <w:b w:val="false"/>
                 <w:bCs w:val="false"/>
               </w:rPr>
-              <w:t xml:space="preserve"> into reactor with peristaltic pump and hose "TP.1 DETO" via handhole (fix hose to the hole with plastic ties). </w:t>
-            </w:r>
-          </w:p>
-          <w:p>
-            <w:r>
-              <w:rPr>
-                <w:b w:val="false"/>
-                <w:bCs w:val="false"/>
-              </w:rPr>
-              <w:t xml:space="preserve">3. Set/Adjust stirring rate in reactor to </w:t>
+              <w:t xml:space="preserve"> via handhole. Secure hose to handhole with plastic tie.</w:t>
+            </w:r>
+          </w:p>
+          <w:p>
+            <w:r>
+              <w:rPr>
+                <w:b w:val="false"/>
+                <w:bCs w:val="false"/>
+              </w:rPr>
+              <w:t xml:space="preserve">4. Set/Adjust stirring rate in reactor to </w:t>
             </w:r>
             <w:r>
               <w:rPr>
@@ -1040,7 +1051,7 @@
                 <w:b w:val="false"/>
                 <w:bCs w:val="false"/>
               </w:rPr>
-              <w:t xml:space="preserve">4. Set/Adjust inert gas flow rate to </w:t>
+              <w:t xml:space="preserve">5. Set/Adjust inert gas flow rate to </w:t>
             </w:r>
             <w:r>
               <w:rPr>
@@ -1063,7 +1074,7 @@
                 <w:b w:val="false"/>
                 <w:bCs w:val="false"/>
               </w:rPr>
-              <w:t xml:space="preserve">5. Set/Adjust temperature on thermostat </w:t>
+              <w:t xml:space="preserve">6. Set/Adjust temperature on thermostat to </w:t>
             </w:r>
             <w:r>
               <w:rPr>
@@ -1086,7 +1097,7 @@
                 <w:b w:val="false"/>
                 <w:bCs w:val="false"/>
               </w:rPr>
-              <w:t xml:space="preserve">6. Keep reaction mixture temperature in range: </w:t>
+              <w:t xml:space="preserve">7. Keep reaction mixture temperature in range: </w:t>
             </w:r>
             <w:r>
               <w:rPr>
@@ -1109,7 +1120,7 @@
                 <w:b w:val="false"/>
                 <w:bCs w:val="false"/>
               </w:rPr>
-              <w:t xml:space="preserve">7. Addition speed - </w:t>
+              <w:t xml:space="preserve">8. Addition speed - </w:t>
             </w:r>
             <w:r>
               <w:rPr>
@@ -1132,7 +1143,7 @@
                 <w:b w:val="false"/>
                 <w:bCs w:val="false"/>
               </w:rPr>
-              <w:t xml:space="preserve">8. Keep/Provide temperature of loaded material in range: </w:t>
+              <w:t xml:space="preserve">9. Keep/Provide temperature of loaded material in range: </w:t>
             </w:r>
             <w:r>
               <w:rPr>
@@ -1156,7 +1167,7 @@
                 <w:b w:val="false"/>
                 <w:bCs w:val="false"/>
               </w:rPr>
-              <w:t xml:space="preserve">Fill Table X at least every Y minutes.</w:t>
+              <w:t xml:space="preserve">Record parameters into Table X every YY min or more often.</w:t>
             </w:r>
           </w:p>
           <w:p/>
@@ -1390,7 +1401,7 @@
                 <w:b w:val="false"/>
                 <w:bCs w:val="false"/>
               </w:rPr>
-              <w:t xml:space="preserve"> on balance 007-XX into jug "TP.1 DETO".</w:t>
+              <w:t xml:space="preserve"> using balance 007-XX into jug "TP.1 DETO".</w:t>
             </w:r>
           </w:p>
           <w:p>
@@ -1561,7 +1572,7 @@
                 <w:b w:val="false"/>
                 <w:bCs w:val="false"/>
               </w:rPr>
-              <w:t xml:space="preserve">Fill Table X at least every Y minutes.</w:t>
+              <w:t xml:space="preserve">Record parameters into Table X every YY min or more often.</w:t>
             </w:r>
           </w:p>
           <w:p/>
@@ -1707,7 +1718,7 @@
                 <w:b w:val="false"/>
                 <w:bCs w:val="false"/>
               </w:rPr>
-              <w:t xml:space="preserve">1. Set/Adjust thermostat 011-XX to </w:t>
+              <w:t xml:space="preserve">1. Ensure that temperature on thermostat is set to </w:t>
             </w:r>
             <w:r>
               <w:rPr>
@@ -1730,7 +1741,7 @@
                 <w:b w:val="false"/>
                 <w:bCs w:val="false"/>
               </w:rPr>
-              <w:t xml:space="preserve">2. Keep reaction mixture temperature in range: </w:t>
+              <w:t xml:space="preserve">2. Hold temperature of reaction mixture in range: </w:t>
             </w:r>
             <w:r>
               <w:rPr>
@@ -1767,7 +1778,7 @@
                 <w:b w:val="false"/>
                 <w:bCs w:val="false"/>
               </w:rPr>
-              <w:t xml:space="preserve">3. Set/Adjust stirring in reactor 002-XX to </w:t>
+              <w:t xml:space="preserve">3. Stirring in reactor 002-XX </w:t>
             </w:r>
             <w:r>
               <w:rPr>
@@ -1790,7 +1801,7 @@
                 <w:b w:val="false"/>
                 <w:bCs w:val="false"/>
               </w:rPr>
-              <w:t xml:space="preserve">4. Set/Adjust inert gas flow rate to </w:t>
+              <w:t xml:space="preserve">4. Inert gas flow rate </w:t>
             </w:r>
             <w:r>
               <w:rPr>
@@ -1814,7 +1825,7 @@
                 <w:b w:val="false"/>
                 <w:bCs w:val="false"/>
               </w:rPr>
-              <w:t xml:space="preserve">Fill Table X at least every Y minutes.</w:t>
+              <w:t xml:space="preserve">Record parameters into Table X every YY min or more often.</w:t>
             </w:r>
           </w:p>
           <w:p/>
@@ -1953,16 +1964,25 @@
                 <w:b w:val="false"/>
                 <w:bCs w:val="false"/>
               </w:rPr>
-              <w:t xml:space="preserve"> using balance 007-XX</w:t>
-            </w:r>
-          </w:p>
-          <w:p>
-            <w:r>
-              <w:rPr>
-                <w:b w:val="false"/>
-                <w:bCs w:val="false"/>
-              </w:rPr>
-              <w:t xml:space="preserve">2. Transfer </w:t>
+              <w:t xml:space="preserve"> using balance 007-XX.</w:t>
+            </w:r>
+          </w:p>
+          <w:p>
+            <w:r>
+              <w:rPr>
+                <w:b w:val="false"/>
+                <w:bCs w:val="false"/>
+              </w:rPr>
+              <w:t xml:space="preserve">2. Connect peristaltic pump and hose "TP.1 DETO".</w:t>
+            </w:r>
+          </w:p>
+          <w:p>
+            <w:r>
+              <w:rPr>
+                <w:b w:val="false"/>
+                <w:bCs w:val="false"/>
+              </w:rPr>
+              <w:t xml:space="preserve">3. Using peristaltic pump, load </w:t>
             </w:r>
             <w:r>
               <w:rPr>
@@ -1976,16 +1996,16 @@
                 <w:b w:val="false"/>
                 <w:bCs w:val="false"/>
               </w:rPr>
-              <w:t xml:space="preserve"> into reactor with peristaltic pump and hose "TP.1 DETO" via handhole (fix hose to the hole with plastic ties). </w:t>
-            </w:r>
-          </w:p>
-          <w:p>
-            <w:r>
-              <w:rPr>
-                <w:b w:val="false"/>
-                <w:bCs w:val="false"/>
-              </w:rPr>
-              <w:t xml:space="preserve">3. Set peristaltic pump to </w:t>
+              <w:t xml:space="preserve"> via handhole. Secure hose to handhole with plastic tie.</w:t>
+            </w:r>
+          </w:p>
+          <w:p>
+            <w:r>
+              <w:rPr>
+                <w:b w:val="false"/>
+                <w:bCs w:val="false"/>
+              </w:rPr>
+              <w:t xml:space="preserve">4. Set peristaltic pump to </w:t>
             </w:r>
             <w:r>
               <w:rPr>
@@ -2008,7 +2028,7 @@
                 <w:b w:val="false"/>
                 <w:bCs w:val="false"/>
               </w:rPr>
-              <w:t xml:space="preserve">4. Set/Adjust stirring rate in reactor to </w:t>
+              <w:t xml:space="preserve">5. Set/Adjust stirring rate in reactor to </w:t>
             </w:r>
             <w:r>
               <w:rPr>
@@ -2031,7 +2051,7 @@
                 <w:b w:val="false"/>
                 <w:bCs w:val="false"/>
               </w:rPr>
-              <w:t xml:space="preserve">5. Set/Adjust inert gas flow rate to </w:t>
+              <w:t xml:space="preserve">6. Set/Adjust inert gas flow rate to </w:t>
             </w:r>
             <w:r>
               <w:rPr>
@@ -2054,7 +2074,7 @@
                 <w:b w:val="false"/>
                 <w:bCs w:val="false"/>
               </w:rPr>
-              <w:t xml:space="preserve">6. Set/Adjust temperature on thermostat </w:t>
+              <w:t xml:space="preserve">7. Set/Adjust temperature on thermostat to </w:t>
             </w:r>
             <w:r>
               <w:rPr>
@@ -2077,7 +2097,7 @@
                 <w:b w:val="false"/>
                 <w:bCs w:val="false"/>
               </w:rPr>
-              <w:t xml:space="preserve">7. Keep reaction mixture temperature in range: </w:t>
+              <w:t xml:space="preserve">8. Keep reaction mixture temperature in range: </w:t>
             </w:r>
             <w:r>
               <w:rPr>
@@ -2100,7 +2120,7 @@
                 <w:b w:val="false"/>
                 <w:bCs w:val="false"/>
               </w:rPr>
-              <w:t xml:space="preserve">8. Addition speed - </w:t>
+              <w:t xml:space="preserve">9. Addition speed - </w:t>
             </w:r>
             <w:r>
               <w:rPr>
@@ -2123,7 +2143,7 @@
                 <w:b w:val="false"/>
                 <w:bCs w:val="false"/>
               </w:rPr>
-              <w:t xml:space="preserve">9. Keep/Provide temperature of loaded material in range: </w:t>
+              <w:t xml:space="preserve">10. Keep/Provide temperature of loaded material in range: </w:t>
             </w:r>
             <w:r>
               <w:rPr>
@@ -2147,7 +2167,7 @@
                 <w:b w:val="false"/>
                 <w:bCs w:val="false"/>
               </w:rPr>
-              <w:t xml:space="preserve">Fill Table X at least every Y minutes.</w:t>
+              <w:t xml:space="preserve">Record parameters into Table X every YY min or more often.</w:t>
             </w:r>
           </w:p>
           <w:p/>
@@ -2361,7 +2381,7 @@
                 <w:b w:val="false"/>
                 <w:bCs w:val="false"/>
               </w:rPr>
-              <w:t xml:space="preserve"> on balance 007-XX into jug "TP.1 DETO".</w:t>
+              <w:t xml:space="preserve"> using balance 007-XX into jug "TP.1 DETO".</w:t>
             </w:r>
           </w:p>
           <w:p>
@@ -2532,7 +2552,7 @@
                 <w:b w:val="false"/>
                 <w:bCs w:val="false"/>
               </w:rPr>
-              <w:t xml:space="preserve">Fill Table X at least every Y minutes.</w:t>
+              <w:t xml:space="preserve">Record parameters into Table X every YY min or more often.</w:t>
             </w:r>
           </w:p>
           <w:p/>
@@ -2669,7 +2689,7 @@
                 <w:b w:val="false"/>
                 <w:bCs w:val="false"/>
               </w:rPr>
-              <w:t xml:space="preserve">1. Set/Adjust thermostat 011-XX to </w:t>
+              <w:t xml:space="preserve">1. Ensure that temperature on thermostat is set to </w:t>
             </w:r>
             <w:r>
               <w:rPr>
@@ -2692,7 +2712,7 @@
                 <w:b w:val="false"/>
                 <w:bCs w:val="false"/>
               </w:rPr>
-              <w:t xml:space="preserve">2. Keep reaction mixture temperature in range: </w:t>
+              <w:t xml:space="preserve">2. Hold temperature of reaction mixture in range: </w:t>
             </w:r>
             <w:r>
               <w:rPr>
@@ -2729,7 +2749,7 @@
                 <w:b w:val="false"/>
                 <w:bCs w:val="false"/>
               </w:rPr>
-              <w:t xml:space="preserve">3. Set/Adjust stirring in reactor 002-XX to </w:t>
+              <w:t xml:space="preserve">3. Stirring in reactor 002-XX </w:t>
             </w:r>
             <w:r>
               <w:rPr>
@@ -2752,7 +2772,7 @@
                 <w:b w:val="false"/>
                 <w:bCs w:val="false"/>
               </w:rPr>
-              <w:t xml:space="preserve">4. Set/Adjust inert gas flow rate to </w:t>
+              <w:t xml:space="preserve">4. Inert gas flow rate </w:t>
             </w:r>
             <w:r>
               <w:rPr>
@@ -2776,7 +2796,7 @@
                 <w:b w:val="false"/>
                 <w:bCs w:val="false"/>
               </w:rPr>
-              <w:t xml:space="preserve">Fill Table X at least every Y minutes.</w:t>
+              <w:t xml:space="preserve">Record parameters into Table X every YY min or more often.</w:t>
             </w:r>
           </w:p>
           <w:p/>
@@ -2861,14 +2881,14 @@
                 <w:b/>
                 <w:bCs/>
               </w:rPr>
-              <w:t xml:space="preserve">Start</w:t>
-            </w:r>
-            <w:r>
-              <w:rPr>
-                <w:b w:val="false"/>
-                <w:bCs w:val="false"/>
-              </w:rPr>
-              <w:t xml:space="preserve"> heating/cooling with thermostat 011-XX:</w:t>
+              <w:t xml:space="preserve">Heating/Cooling</w:t>
+            </w:r>
+            <w:r>
+              <w:rPr>
+                <w:b w:val="false"/>
+                <w:bCs w:val="false"/>
+              </w:rPr>
+              <w:t xml:space="preserve"> with thermostat 011-XX:</w:t>
             </w:r>
           </w:p>
           <w:p/>
@@ -2933,7 +2953,7 @@
                 <w:b w:val="false"/>
                 <w:bCs w:val="false"/>
               </w:rPr>
-              <w:t xml:space="preserve">4. Set/Adjust stirring in reactor 002-XX to </w:t>
+              <w:t xml:space="preserve">4. Stirring in reactor 002-XX </w:t>
             </w:r>
             <w:r>
               <w:rPr>
@@ -2956,7 +2976,7 @@
                 <w:b w:val="false"/>
                 <w:bCs w:val="false"/>
               </w:rPr>
-              <w:t xml:space="preserve">5. Set/Adjust inert gas flow rate to </w:t>
+              <w:t xml:space="preserve">5. Inert gas flow rate </w:t>
             </w:r>
             <w:r>
               <w:rPr>
@@ -2980,7 +3000,7 @@
                 <w:b w:val="false"/>
                 <w:bCs w:val="false"/>
               </w:rPr>
-              <w:t xml:space="preserve">Fill Table X at least every Y minutes.</w:t>
+              <w:t xml:space="preserve">Record parameters into Table X every YY min or more often.</w:t>
             </w:r>
           </w:p>
           <w:p/>
@@ -3101,7 +3121,7 @@
                 <w:b w:val="false"/>
                 <w:bCs w:val="false"/>
               </w:rPr>
-              <w:t xml:space="preserve">1. Set/Adjust thermostat 011-XX to </w:t>
+              <w:t xml:space="preserve">1. Ensure that temperature on thermostat is set to </w:t>
             </w:r>
             <w:r>
               <w:rPr>
@@ -3124,7 +3144,7 @@
                 <w:b w:val="false"/>
                 <w:bCs w:val="false"/>
               </w:rPr>
-              <w:t xml:space="preserve">2. Keep reaction mixture temperature in range: </w:t>
+              <w:t xml:space="preserve">2. Hold temperature of reaction mixture in range: </w:t>
             </w:r>
             <w:r>
               <w:rPr>
@@ -3161,7 +3181,7 @@
                 <w:b w:val="false"/>
                 <w:bCs w:val="false"/>
               </w:rPr>
-              <w:t xml:space="preserve">3. Set/Adjust stirring in reactor 002-XX to </w:t>
+              <w:t xml:space="preserve">3. Stirring in reactor 002-XX </w:t>
             </w:r>
             <w:r>
               <w:rPr>
@@ -3184,7 +3204,7 @@
                 <w:b w:val="false"/>
                 <w:bCs w:val="false"/>
               </w:rPr>
-              <w:t xml:space="preserve">4. Set/Adjust inert gas flow rate to </w:t>
+              <w:t xml:space="preserve">4. Inert gas flow rate </w:t>
             </w:r>
             <w:r>
               <w:rPr>
@@ -3207,7 +3227,7 @@
                 <w:b w:val="false"/>
                 <w:bCs w:val="false"/>
               </w:rPr>
-              <w:t xml:space="preserve">5. Optional: Possible pause - </w:t>
+              <w:t xml:space="preserve">5. Optional: Keep reaction mixture overnight - </w:t>
             </w:r>
             <w:r>
               <w:rPr>
@@ -3231,7 +3251,7 @@
                 <w:b w:val="false"/>
                 <w:bCs w:val="false"/>
               </w:rPr>
-              <w:t xml:space="preserve">Fill Table X at least every Y minutes.</w:t>
+              <w:t xml:space="preserve">Record parameters into Table X every YY min or more often.</w:t>
             </w:r>
           </w:p>
           <w:p/>
@@ -3401,30 +3421,7 @@
                 <w:b w:val="false"/>
                 <w:bCs w:val="false"/>
               </w:rPr>
-              <w:t xml:space="preserve">Acceptance criteria based on IPC result:</w:t>
-            </w:r>
-          </w:p>
-          <w:p>
-            <w:r>
-              <w:rPr>
-                <w:b w:val="false"/>
-                <w:bCs w:val="false"/>
-              </w:rPr>
-              <w:t xml:space="preserve">•	If IP.X conversion is </w:t>
-            </w:r>
-            <w:r>
-              <w:rPr>
-                <w:b/>
-                <w:bCs/>
-              </w:rPr>
-              <w:t xml:space="preserve">conv. NLT95% WARNING, PARAMETER IS CY</w:t>
-            </w:r>
-            <w:r>
-              <w:rPr>
-                <w:b w:val="false"/>
-                <w:bCs w:val="false"/>
-              </w:rPr>
-              <w:t xml:space="preserve">, proceed with the workup (Operation XX).</w:t>
+              <w:t xml:space="preserve">Decision criteria based on IPC result (conversion is critical to yield):</w:t>
             </w:r>
           </w:p>
           <w:p>
@@ -3478,43 +3475,7 @@
                 <w:b w:val="false"/>
                 <w:bCs w:val="false"/>
               </w:rPr>
-              <w:t xml:space="preserve">Results:</w:t>
-            </w:r>
-          </w:p>
-          <w:p>
-            <w:r>
-              <w:rPr>
-                <w:b w:val="false"/>
-                <w:bCs w:val="false"/>
-              </w:rPr>
-              <w:t xml:space="preserve">Corresponds to RelS requirements: </w:t>
-            </w:r>
-          </w:p>
-          <w:p>
-            <w:r>
-              <w:rPr>
-                <w:b w:val="false"/>
-                <w:bCs w:val="false"/>
-              </w:rPr>
-              <w:t xml:space="preserve"> - Yes</w:t>
-            </w:r>
-          </w:p>
-          <w:p>
-            <w:r>
-              <w:rPr>
-                <w:b w:val="false"/>
-                <w:bCs w:val="false"/>
-              </w:rPr>
-              <w:t xml:space="preserve"> - No </w:t>
-            </w:r>
-          </w:p>
-          <w:p>
-            <w:r>
-              <w:rPr>
-                <w:b w:val="false"/>
-                <w:bCs w:val="false"/>
-              </w:rPr>
-              <w:t xml:space="preserve">IP.X conversion:</w:t>
+              <w:t xml:space="preserve">Conversion:</w:t>
             </w:r>
           </w:p>
           <w:p>
@@ -3526,9 +3487,6 @@
               <w:t xml:space="preserve">..... %</w:t>
             </w:r>
           </w:p>
-          <w:p/>
-          <w:p/>
-          <w:p/>
           <w:p>
             <w:r>
               <w:rPr>
@@ -3644,16 +3602,25 @@
                 <w:b w:val="false"/>
                 <w:bCs w:val="false"/>
               </w:rPr>
-              <w:t xml:space="preserve"> using balance 007-XX</w:t>
-            </w:r>
-          </w:p>
-          <w:p>
-            <w:r>
-              <w:rPr>
-                <w:b w:val="false"/>
-                <w:bCs w:val="false"/>
-              </w:rPr>
-              <w:t xml:space="preserve">2. Transfer </w:t>
+              <w:t xml:space="preserve"> using balance 007-XX.</w:t>
+            </w:r>
+          </w:p>
+          <w:p>
+            <w:r>
+              <w:rPr>
+                <w:b w:val="false"/>
+                <w:bCs w:val="false"/>
+              </w:rPr>
+              <w:t xml:space="preserve">2. Connect peristaltic pump and hose "TP.1 DETO".</w:t>
+            </w:r>
+          </w:p>
+          <w:p>
+            <w:r>
+              <w:rPr>
+                <w:b w:val="false"/>
+                <w:bCs w:val="false"/>
+              </w:rPr>
+              <w:t xml:space="preserve">3. Using peristaltic pump, load </w:t>
             </w:r>
             <w:r>
               <w:rPr>
@@ -3667,16 +3634,16 @@
                 <w:b w:val="false"/>
                 <w:bCs w:val="false"/>
               </w:rPr>
-              <w:t xml:space="preserve"> into reactor with peristaltic pump and hose "TP.1 DETO" via handhole (fix hose to the hole with plastic ties). </w:t>
-            </w:r>
-          </w:p>
-          <w:p>
-            <w:r>
-              <w:rPr>
-                <w:b w:val="false"/>
-                <w:bCs w:val="false"/>
-              </w:rPr>
-              <w:t xml:space="preserve">3. Set/Adjust stirring rate in reactor to </w:t>
+              <w:t xml:space="preserve"> via handhole. Secure hose to handhole with plastic tie.</w:t>
+            </w:r>
+          </w:p>
+          <w:p>
+            <w:r>
+              <w:rPr>
+                <w:b w:val="false"/>
+                <w:bCs w:val="false"/>
+              </w:rPr>
+              <w:t xml:space="preserve">4. Set/Adjust stirring rate in reactor to </w:t>
             </w:r>
             <w:r>
               <w:rPr>
@@ -3699,7 +3666,7 @@
                 <w:b w:val="false"/>
                 <w:bCs w:val="false"/>
               </w:rPr>
-              <w:t xml:space="preserve">4. Set/Adjust temperature on thermostat </w:t>
+              <w:t xml:space="preserve">5. Set/Adjust temperature on thermostat to </w:t>
             </w:r>
             <w:r>
               <w:rPr>
@@ -3722,7 +3689,7 @@
                 <w:b w:val="false"/>
                 <w:bCs w:val="false"/>
               </w:rPr>
-              <w:t xml:space="preserve">5. Keep reaction mixture temperature in range: </w:t>
+              <w:t xml:space="preserve">6. Keep reaction mixture temperature in range: </w:t>
             </w:r>
             <w:r>
               <w:rPr>
@@ -3745,7 +3712,7 @@
                 <w:b w:val="false"/>
                 <w:bCs w:val="false"/>
               </w:rPr>
-              <w:t xml:space="preserve">6. Addition speed - </w:t>
+              <w:t xml:space="preserve">7. Addition speed - </w:t>
             </w:r>
             <w:r>
               <w:rPr>
@@ -3768,7 +3735,7 @@
                 <w:b w:val="false"/>
                 <w:bCs w:val="false"/>
               </w:rPr>
-              <w:t xml:space="preserve">7. Keep/Provide temperature of loaded material in range: </w:t>
+              <w:t xml:space="preserve">8. Keep/Provide temperature of loaded material in range: </w:t>
             </w:r>
             <w:r>
               <w:rPr>
@@ -3792,7 +3759,7 @@
                 <w:b w:val="false"/>
                 <w:bCs w:val="false"/>
               </w:rPr>
-              <w:t xml:space="preserve">Fill Table X at least every Y minutes.</w:t>
+              <w:t xml:space="preserve">Record parameters into Table X every YY min or more often.</w:t>
             </w:r>
           </w:p>
           <w:p/>
@@ -3948,7 +3915,7 @@
                 <w:b w:val="false"/>
                 <w:bCs w:val="false"/>
               </w:rPr>
-              <w:t xml:space="preserve">1. Set/Adjust thermostat 011-XX to </w:t>
+              <w:t xml:space="preserve">1. Ensure that temperature on thermostat is set to </w:t>
             </w:r>
             <w:r>
               <w:rPr>
@@ -3971,7 +3938,7 @@
                 <w:b w:val="false"/>
                 <w:bCs w:val="false"/>
               </w:rPr>
-              <w:t xml:space="preserve">2. Keep reaction mixture temperature in range: </w:t>
+              <w:t xml:space="preserve">2. Hold temperature of reaction mixture in range: </w:t>
             </w:r>
             <w:r>
               <w:rPr>
@@ -4008,7 +3975,7 @@
                 <w:b w:val="false"/>
                 <w:bCs w:val="false"/>
               </w:rPr>
-              <w:t xml:space="preserve">3. Set/Adjust stirring in reactor 002-XX to </w:t>
+              <w:t xml:space="preserve">3. Stirring in reactor 002-XX </w:t>
             </w:r>
             <w:r>
               <w:rPr>
@@ -4031,7 +3998,7 @@
                 <w:b w:val="false"/>
                 <w:bCs w:val="false"/>
               </w:rPr>
-              <w:t xml:space="preserve">4. Set/Adjust inert gas flow rate to </w:t>
+              <w:t xml:space="preserve">4. Inert gas flow rate </w:t>
             </w:r>
             <w:r>
               <w:rPr>
@@ -4055,7 +4022,7 @@
                 <w:b w:val="false"/>
                 <w:bCs w:val="false"/>
               </w:rPr>
-              <w:t xml:space="preserve">Fill Table X at least every Y minutes.</w:t>
+              <w:t xml:space="preserve">Record parameters into Table X every YY min or more often.</w:t>
             </w:r>
           </w:p>
           <w:p/>
@@ -4140,47 +4107,17 @@
                 <w:b/>
                 <w:bCs/>
               </w:rPr>
-              <w:t xml:space="preserve">Perform</w:t>
-            </w:r>
-            <w:r>
-              <w:rPr>
-                <w:b w:val="false"/>
-                <w:bCs w:val="false"/>
-              </w:rPr>
-              <w:t xml:space="preserve"> extraction/separation:</w:t>
-            </w:r>
-          </w:p>
-          <w:p/>
-          <w:p>
-            <w:r>
-              <w:rPr>
-                <w:b w:val="false"/>
-                <w:bCs w:val="false"/>
-              </w:rPr>
-              <w:t xml:space="preserve">1. Set/Adjust stirring in reactor to </w:t>
-            </w:r>
-            <w:r>
-              <w:rPr>
-                <w:b/>
-                <w:bCs/>
-              </w:rPr>
-              <w:t xml:space="preserve">OFF</w:t>
-            </w:r>
-            <w:r>
-              <w:rPr>
-                <w:b w:val="false"/>
-                <w:bCs w:val="false"/>
-              </w:rPr>
-              <w:t xml:space="preserve"> (recommended range) (range is recommended and can be adjusted).</w:t>
-            </w:r>
-          </w:p>
-          <w:p>
-            <w:r>
-              <w:rPr>
-                <w:b w:val="false"/>
-                <w:bCs w:val="false"/>
-              </w:rPr>
-              <w:t xml:space="preserve">2. Stop stirring and let layers completely separate (visual check). Expected time of separation </w:t>
+              <w:t xml:space="preserve">Extraction/separation:</w:t>
+            </w:r>
+          </w:p>
+          <w:p/>
+          <w:p>
+            <w:r>
+              <w:rPr>
+                <w:b w:val="false"/>
+                <w:bCs w:val="false"/>
+              </w:rPr>
+              <w:t xml:space="preserve">1. Stop stirring and let phases completely separate (visual check). Expected time of separation </w:t>
             </w:r>
             <w:r>
               <w:rPr>
@@ -4203,7 +4140,36 @@
                 <w:b w:val="false"/>
                 <w:bCs w:val="false"/>
               </w:rPr>
-              <w:t xml:space="preserve">3. Perform phase separation. Bottom "description" phase is stored into canister "TP.1 DETO", top "description" layer  is stored in canister "TP.1 DETO";</w:t>
+              <w:t xml:space="preserve">2. Perform phase separation. Bottom "description" phase is stored into container "TP.1 DETO", top "description" phase  is stored into container "TP.1 DETO".</w:t>
+            </w:r>
+          </w:p>
+          <w:p>
+            <w:r>
+              <w:rPr>
+                <w:b w:val="false"/>
+                <w:bCs w:val="false"/>
+              </w:rPr>
+              <w:t xml:space="preserve">3. Return "description" phase into reactor.</w:t>
+            </w:r>
+          </w:p>
+          <w:p/>
+          <w:p>
+            <w:r>
+              <w:rPr>
+                <w:b w:val="false"/>
+                <w:bCs w:val="false"/>
+              </w:rPr>
+              <w:t xml:space="preserve">m org phase: ……….. kg;</w:t>
+            </w:r>
+          </w:p>
+          <w:p/>
+          <w:p>
+            <w:r>
+              <w:rPr>
+                <w:b w:val="false"/>
+                <w:bCs w:val="false"/>
+              </w:rPr>
+              <w:t xml:space="preserve">m water phase: …….. kg;</w:t>
             </w:r>
           </w:p>
           <w:p/>
@@ -4225,7 +4191,6 @@
               <w:t xml:space="preserve">(in case of No, inform PM)</w:t>
             </w:r>
           </w:p>
-          <w:p/>
           <w:p>
             <w:r>
               <w:rPr>
@@ -4271,16 +4236,6 @@
         <w:tc>
           <w:p>
             <w:r>
-              <w:t xml:space="preserve">Stirring: ........ rpm;</w:t>
-            </w:r>
-          </w:p>
-          <w:p>
-            <w:r>
-              <w:t xml:space="preserve"/>
-            </w:r>
-          </w:p>
-          <w:p>
-            <w:r>
               <w:t xml:space="preserve">Separation time: ........ min;</w:t>
             </w:r>
           </w:p>
@@ -4351,16 +4306,25 @@
                 <w:b w:val="false"/>
                 <w:bCs w:val="false"/>
               </w:rPr>
-              <w:t xml:space="preserve"> using balance 007-XX</w:t>
-            </w:r>
-          </w:p>
-          <w:p>
-            <w:r>
-              <w:rPr>
-                <w:b w:val="false"/>
-                <w:bCs w:val="false"/>
-              </w:rPr>
-              <w:t xml:space="preserve">2. Transfer </w:t>
+              <w:t xml:space="preserve"> using balance 007-XX.</w:t>
+            </w:r>
+          </w:p>
+          <w:p>
+            <w:r>
+              <w:rPr>
+                <w:b w:val="false"/>
+                <w:bCs w:val="false"/>
+              </w:rPr>
+              <w:t xml:space="preserve">2. Connect peristaltic pump and hose "TP.1 DETO".</w:t>
+            </w:r>
+          </w:p>
+          <w:p>
+            <w:r>
+              <w:rPr>
+                <w:b w:val="false"/>
+                <w:bCs w:val="false"/>
+              </w:rPr>
+              <w:t xml:space="preserve">3. Using peristaltic pump, load </w:t>
             </w:r>
             <w:r>
               <w:rPr>
@@ -4374,16 +4338,16 @@
                 <w:b w:val="false"/>
                 <w:bCs w:val="false"/>
               </w:rPr>
-              <w:t xml:space="preserve"> into reactor with peristaltic pump and hose "TP.1 DETO" via handhole (fix hose to the hole with plastic ties). </w:t>
-            </w:r>
-          </w:p>
-          <w:p>
-            <w:r>
-              <w:rPr>
-                <w:b w:val="false"/>
-                <w:bCs w:val="false"/>
-              </w:rPr>
-              <w:t xml:space="preserve">3. Set/Adjust stirring rate in reactor to </w:t>
+              <w:t xml:space="preserve"> via handhole. Secure hose to handhole with plastic tie.</w:t>
+            </w:r>
+          </w:p>
+          <w:p>
+            <w:r>
+              <w:rPr>
+                <w:b w:val="false"/>
+                <w:bCs w:val="false"/>
+              </w:rPr>
+              <w:t xml:space="preserve">4. Set/Adjust stirring rate in reactor to </w:t>
             </w:r>
             <w:r>
               <w:rPr>
@@ -4406,7 +4370,7 @@
                 <w:b w:val="false"/>
                 <w:bCs w:val="false"/>
               </w:rPr>
-              <w:t xml:space="preserve">4. Set/Adjust temperature on thermostat </w:t>
+              <w:t xml:space="preserve">5. Set/Adjust temperature on thermostat to </w:t>
             </w:r>
             <w:r>
               <w:rPr>
@@ -4429,7 +4393,7 @@
                 <w:b w:val="false"/>
                 <w:bCs w:val="false"/>
               </w:rPr>
-              <w:t xml:space="preserve">5. Keep reaction mixture temperature in range: </w:t>
+              <w:t xml:space="preserve">6. Keep reaction mixture temperature in range: </w:t>
             </w:r>
             <w:r>
               <w:rPr>
@@ -4452,7 +4416,7 @@
                 <w:b w:val="false"/>
                 <w:bCs w:val="false"/>
               </w:rPr>
-              <w:t xml:space="preserve">6. Addition speed - </w:t>
+              <w:t xml:space="preserve">7. Addition speed - </w:t>
             </w:r>
             <w:r>
               <w:rPr>
@@ -4476,7 +4440,7 @@
                 <w:b w:val="false"/>
                 <w:bCs w:val="false"/>
               </w:rPr>
-              <w:t xml:space="preserve">Fill Table X at least every Y minutes.</w:t>
+              <w:t xml:space="preserve">Record parameters into Table X every YY min or more often.</w:t>
             </w:r>
           </w:p>
           <w:p/>
@@ -4603,7 +4567,7 @@
                 <w:b w:val="false"/>
                 <w:bCs w:val="false"/>
               </w:rPr>
-              <w:t xml:space="preserve">1. Set/Adjust thermostat 011-XX to </w:t>
+              <w:t xml:space="preserve">1. Ensure that temperature on thermostat is set to </w:t>
             </w:r>
             <w:r>
               <w:rPr>
@@ -4626,7 +4590,7 @@
                 <w:b w:val="false"/>
                 <w:bCs w:val="false"/>
               </w:rPr>
-              <w:t xml:space="preserve">2. Keep reaction mixture temperature in range: </w:t>
+              <w:t xml:space="preserve">2. Hold temperature of reaction mixture in range: </w:t>
             </w:r>
             <w:r>
               <w:rPr>
@@ -4663,7 +4627,7 @@
                 <w:b w:val="false"/>
                 <w:bCs w:val="false"/>
               </w:rPr>
-              <w:t xml:space="preserve">3. Set/Adjust stirring in reactor 002-XX to </w:t>
+              <w:t xml:space="preserve">3. Stirring in reactor 002-XX </w:t>
             </w:r>
             <w:r>
               <w:rPr>
@@ -4687,7 +4651,7 @@
                 <w:b w:val="false"/>
                 <w:bCs w:val="false"/>
               </w:rPr>
-              <w:t xml:space="preserve">Fill Table X at least every Y minutes.</w:t>
+              <w:t xml:space="preserve">Record parameters into Table X every YY min or more often.</w:t>
             </w:r>
           </w:p>
           <w:p/>
@@ -4771,70 +4735,46 @@
                 <w:b/>
                 <w:bCs/>
               </w:rPr>
-              <w:t xml:space="preserve">Perform</w:t>
-            </w:r>
-            <w:r>
-              <w:rPr>
-                <w:b w:val="false"/>
-                <w:bCs w:val="false"/>
-              </w:rPr>
-              <w:t xml:space="preserve"> extraction/separation:</w:t>
-            </w:r>
-          </w:p>
-          <w:p/>
-          <w:p>
-            <w:r>
-              <w:rPr>
-                <w:b w:val="false"/>
-                <w:bCs w:val="false"/>
-              </w:rPr>
-              <w:t xml:space="preserve">1. Set/Adjust stirring in reactor to </w:t>
-            </w:r>
-            <w:r>
-              <w:rPr>
-                <w:b/>
-                <w:bCs/>
-              </w:rPr>
-              <w:t xml:space="preserve">OFF</w:t>
-            </w:r>
-            <w:r>
-              <w:rPr>
-                <w:b w:val="false"/>
-                <w:bCs w:val="false"/>
-              </w:rPr>
-              <w:t xml:space="preserve"> (recommended range) (range is recommended and can be adjusted).</w:t>
-            </w:r>
-          </w:p>
-          <w:p>
-            <w:r>
-              <w:rPr>
-                <w:b w:val="false"/>
-                <w:bCs w:val="false"/>
-              </w:rPr>
-              <w:t xml:space="preserve">2. Mix layers for </w:t>
-            </w:r>
-            <w:r>
-              <w:rPr>
-                <w:b/>
-                <w:bCs/>
-              </w:rPr>
-              <w:t xml:space="preserve">al long as needed</w:t>
-            </w:r>
-            <w:r>
-              <w:rPr>
-                <w:b w:val="false"/>
-                <w:bCs w:val="false"/>
-              </w:rPr>
-              <w:t xml:space="preserve">.</w:t>
-            </w:r>
-          </w:p>
-          <w:p>
-            <w:r>
-              <w:rPr>
-                <w:b w:val="false"/>
-                <w:bCs w:val="false"/>
-              </w:rPr>
-              <w:t xml:space="preserve">3. Perform phase separation. Bottom "description" phase is stored into canister "TP.1 DETO", top "description" layer  is stored in canister "TP.1 DETO";</w:t>
+              <w:t xml:space="preserve">Extraction/separation:</w:t>
+            </w:r>
+          </w:p>
+          <w:p/>
+          <w:p>
+            <w:r>
+              <w:rPr>
+                <w:b w:val="false"/>
+                <w:bCs w:val="false"/>
+              </w:rPr>
+              <w:t xml:space="preserve">1. Perform phase separation. Bottom "description" phase is stored into container "TP.1 DETO", top "description" phase  is stored into container "TP.1 DETO".</w:t>
+            </w:r>
+          </w:p>
+          <w:p>
+            <w:r>
+              <w:rPr>
+                <w:b w:val="false"/>
+                <w:bCs w:val="false"/>
+              </w:rPr>
+              <w:t xml:space="preserve">2. Return "description" phase into reactor.</w:t>
+            </w:r>
+          </w:p>
+          <w:p/>
+          <w:p>
+            <w:r>
+              <w:rPr>
+                <w:b w:val="false"/>
+                <w:bCs w:val="false"/>
+              </w:rPr>
+              <w:t xml:space="preserve">m org phase: ……….. kg;</w:t>
+            </w:r>
+          </w:p>
+          <w:p/>
+          <w:p>
+            <w:r>
+              <w:rPr>
+                <w:b w:val="false"/>
+                <w:bCs w:val="false"/>
+              </w:rPr>
+              <w:t xml:space="preserve">m water phase: …….. kg;</w:t>
             </w:r>
           </w:p>
           <w:p/>
@@ -4856,7 +4796,6 @@
               <w:t xml:space="preserve">(in case of No, inform PM)</w:t>
             </w:r>
           </w:p>
-          <w:p/>
         </w:tc>
         <w:tc>
           <w:p>
@@ -4881,11 +4820,6 @@
           </w:p>
         </w:tc>
         <w:tc>
-          <w:p>
-            <w:r>
-              <w:t xml:space="preserve">Stirring: ........ rpm;</w:t>
-            </w:r>
-          </w:p>
           <w:p>
             <w:r>
               <w:t xml:space="preserve"/>
@@ -4953,16 +4887,25 @@
                 <w:b w:val="false"/>
                 <w:bCs w:val="false"/>
               </w:rPr>
-              <w:t xml:space="preserve"> using balance 007-XX</w:t>
-            </w:r>
-          </w:p>
-          <w:p>
-            <w:r>
-              <w:rPr>
-                <w:b w:val="false"/>
-                <w:bCs w:val="false"/>
-              </w:rPr>
-              <w:t xml:space="preserve">2. Transfer </w:t>
+              <w:t xml:space="preserve"> using balance 007-XX.</w:t>
+            </w:r>
+          </w:p>
+          <w:p>
+            <w:r>
+              <w:rPr>
+                <w:b w:val="false"/>
+                <w:bCs w:val="false"/>
+              </w:rPr>
+              <w:t xml:space="preserve">2. Connect peristaltic pump and hose "TP.1 DETO".</w:t>
+            </w:r>
+          </w:p>
+          <w:p>
+            <w:r>
+              <w:rPr>
+                <w:b w:val="false"/>
+                <w:bCs w:val="false"/>
+              </w:rPr>
+              <w:t xml:space="preserve">3. Using peristaltic pump, load </w:t>
             </w:r>
             <w:r>
               <w:rPr>
@@ -4976,16 +4919,16 @@
                 <w:b w:val="false"/>
                 <w:bCs w:val="false"/>
               </w:rPr>
-              <w:t xml:space="preserve"> into reactor with peristaltic pump and hose "TP.1 DETO" via handhole (fix hose to the hole with plastic ties). </w:t>
-            </w:r>
-          </w:p>
-          <w:p>
-            <w:r>
-              <w:rPr>
-                <w:b w:val="false"/>
-                <w:bCs w:val="false"/>
-              </w:rPr>
-              <w:t xml:space="preserve">3. Set/Adjust stirring rate in reactor to </w:t>
+              <w:t xml:space="preserve"> via handhole. Secure hose to handhole with plastic tie.</w:t>
+            </w:r>
+          </w:p>
+          <w:p>
+            <w:r>
+              <w:rPr>
+                <w:b w:val="false"/>
+                <w:bCs w:val="false"/>
+              </w:rPr>
+              <w:t xml:space="preserve">4. Set/Adjust stirring rate in reactor to </w:t>
             </w:r>
             <w:r>
               <w:rPr>
@@ -5008,7 +4951,7 @@
                 <w:b w:val="false"/>
                 <w:bCs w:val="false"/>
               </w:rPr>
-              <w:t xml:space="preserve">4. Set/Adjust temperature on thermostat </w:t>
+              <w:t xml:space="preserve">5. Set/Adjust temperature on thermostat to </w:t>
             </w:r>
             <w:r>
               <w:rPr>
@@ -5031,7 +4974,7 @@
                 <w:b w:val="false"/>
                 <w:bCs w:val="false"/>
               </w:rPr>
-              <w:t xml:space="preserve">5. Keep reaction mixture temperature in range: </w:t>
+              <w:t xml:space="preserve">6. Keep reaction mixture temperature in range: </w:t>
             </w:r>
             <w:r>
               <w:rPr>
@@ -5054,7 +4997,7 @@
                 <w:b w:val="false"/>
                 <w:bCs w:val="false"/>
               </w:rPr>
-              <w:t xml:space="preserve">6. Addition speed - </w:t>
+              <w:t xml:space="preserve">7. Addition speed - </w:t>
             </w:r>
             <w:r>
               <w:rPr>
@@ -5078,7 +5021,7 @@
                 <w:b w:val="false"/>
                 <w:bCs w:val="false"/>
               </w:rPr>
-              <w:t xml:space="preserve">Fill Table X at least every Y minutes.</w:t>
+              <w:t xml:space="preserve">Record parameters into Table X every YY min or more often.</w:t>
             </w:r>
           </w:p>
           <w:p/>
@@ -5205,7 +5148,7 @@
                 <w:b w:val="false"/>
                 <w:bCs w:val="false"/>
               </w:rPr>
-              <w:t xml:space="preserve">1. Set/Adjust thermostat 011-XX to </w:t>
+              <w:t xml:space="preserve">1. Ensure that temperature on thermostat is set to </w:t>
             </w:r>
             <w:r>
               <w:rPr>
@@ -5228,7 +5171,7 @@
                 <w:b w:val="false"/>
                 <w:bCs w:val="false"/>
               </w:rPr>
-              <w:t xml:space="preserve">2. Keep reaction mixture temperature in range: </w:t>
+              <w:t xml:space="preserve">2. Hold temperature of reaction mixture in range: </w:t>
             </w:r>
             <w:r>
               <w:rPr>
@@ -5265,7 +5208,7 @@
                 <w:b w:val="false"/>
                 <w:bCs w:val="false"/>
               </w:rPr>
-              <w:t xml:space="preserve">3. Set/Adjust stirring in reactor 002-XX to </w:t>
+              <w:t xml:space="preserve">3. Stirring in reactor 002-XX </w:t>
             </w:r>
             <w:r>
               <w:rPr>
@@ -5289,7 +5232,7 @@
                 <w:b w:val="false"/>
                 <w:bCs w:val="false"/>
               </w:rPr>
-              <w:t xml:space="preserve">Fill Table X at least every Y minutes.</w:t>
+              <w:t xml:space="preserve">Record parameters into Table X every YY min or more often.</w:t>
             </w:r>
           </w:p>
           <w:p/>
@@ -5373,70 +5316,46 @@
                 <w:b/>
                 <w:bCs/>
               </w:rPr>
-              <w:t xml:space="preserve">Perform</w:t>
-            </w:r>
-            <w:r>
-              <w:rPr>
-                <w:b w:val="false"/>
-                <w:bCs w:val="false"/>
-              </w:rPr>
-              <w:t xml:space="preserve"> extraction/separation:</w:t>
-            </w:r>
-          </w:p>
-          <w:p/>
-          <w:p>
-            <w:r>
-              <w:rPr>
-                <w:b w:val="false"/>
-                <w:bCs w:val="false"/>
-              </w:rPr>
-              <w:t xml:space="preserve">1. Set/Adjust stirring in reactor to </w:t>
-            </w:r>
-            <w:r>
-              <w:rPr>
-                <w:b/>
-                <w:bCs/>
-              </w:rPr>
-              <w:t xml:space="preserve">OFF</w:t>
-            </w:r>
-            <w:r>
-              <w:rPr>
-                <w:b w:val="false"/>
-                <w:bCs w:val="false"/>
-              </w:rPr>
-              <w:t xml:space="preserve"> (recommended range) (range is recommended and can be adjusted).</w:t>
-            </w:r>
-          </w:p>
-          <w:p>
-            <w:r>
-              <w:rPr>
-                <w:b w:val="false"/>
-                <w:bCs w:val="false"/>
-              </w:rPr>
-              <w:t xml:space="preserve">2. Mix layers for </w:t>
-            </w:r>
-            <w:r>
-              <w:rPr>
-                <w:b/>
-                <w:bCs/>
-              </w:rPr>
-              <w:t xml:space="preserve">al long as needed</w:t>
-            </w:r>
-            <w:r>
-              <w:rPr>
-                <w:b w:val="false"/>
-                <w:bCs w:val="false"/>
-              </w:rPr>
-              <w:t xml:space="preserve">.</w:t>
-            </w:r>
-          </w:p>
-          <w:p>
-            <w:r>
-              <w:rPr>
-                <w:b w:val="false"/>
-                <w:bCs w:val="false"/>
-              </w:rPr>
-              <w:t xml:space="preserve">3. Perform phase separation. Bottom "description" phase is stored into canister "TP.1 DETO", top "description" layer  is stored in canister "TP.1 DETO";</w:t>
+              <w:t xml:space="preserve">Extraction/separation:</w:t>
+            </w:r>
+          </w:p>
+          <w:p/>
+          <w:p>
+            <w:r>
+              <w:rPr>
+                <w:b w:val="false"/>
+                <w:bCs w:val="false"/>
+              </w:rPr>
+              <w:t xml:space="preserve">1. Perform phase separation. Bottom "description" phase is stored into container "TP.1 DETO", top "description" phase  is stored into container "TP.1 DETO".</w:t>
+            </w:r>
+          </w:p>
+          <w:p>
+            <w:r>
+              <w:rPr>
+                <w:b w:val="false"/>
+                <w:bCs w:val="false"/>
+              </w:rPr>
+              <w:t xml:space="preserve">2. Return "description" phase into reactor.</w:t>
+            </w:r>
+          </w:p>
+          <w:p/>
+          <w:p>
+            <w:r>
+              <w:rPr>
+                <w:b w:val="false"/>
+                <w:bCs w:val="false"/>
+              </w:rPr>
+              <w:t xml:space="preserve">m org phase: ……….. kg;</w:t>
+            </w:r>
+          </w:p>
+          <w:p/>
+          <w:p>
+            <w:r>
+              <w:rPr>
+                <w:b w:val="false"/>
+                <w:bCs w:val="false"/>
+              </w:rPr>
+              <w:t xml:space="preserve">m water phase: …….. kg;</w:t>
             </w:r>
           </w:p>
           <w:p/>
@@ -5458,7 +5377,6 @@
               <w:t xml:space="preserve">(in case of No, inform PM)</w:t>
             </w:r>
           </w:p>
-          <w:p/>
         </w:tc>
         <w:tc>
           <w:p>
@@ -5483,11 +5401,6 @@
           </w:p>
         </w:tc>
         <w:tc>
-          <w:p>
-            <w:r>
-              <w:t xml:space="preserve">Stirring: ........ rpm;</w:t>
-            </w:r>
-          </w:p>
           <w:p>
             <w:r>
               <w:t xml:space="preserve"/>
@@ -5555,16 +5468,25 @@
                 <w:b w:val="false"/>
                 <w:bCs w:val="false"/>
               </w:rPr>
-              <w:t xml:space="preserve"> using balance 007-XX</w:t>
-            </w:r>
-          </w:p>
-          <w:p>
-            <w:r>
-              <w:rPr>
-                <w:b w:val="false"/>
-                <w:bCs w:val="false"/>
-              </w:rPr>
-              <w:t xml:space="preserve">2. Transfer </w:t>
+              <w:t xml:space="preserve"> using balance 007-XX.</w:t>
+            </w:r>
+          </w:p>
+          <w:p>
+            <w:r>
+              <w:rPr>
+                <w:b w:val="false"/>
+                <w:bCs w:val="false"/>
+              </w:rPr>
+              <w:t xml:space="preserve">2. Connect peristaltic pump and hose "TP.1 DETO".</w:t>
+            </w:r>
+          </w:p>
+          <w:p>
+            <w:r>
+              <w:rPr>
+                <w:b w:val="false"/>
+                <w:bCs w:val="false"/>
+              </w:rPr>
+              <w:t xml:space="preserve">3. Using peristaltic pump, load </w:t>
             </w:r>
             <w:r>
               <w:rPr>
@@ -5578,16 +5500,16 @@
                 <w:b w:val="false"/>
                 <w:bCs w:val="false"/>
               </w:rPr>
-              <w:t xml:space="preserve"> into reactor with peristaltic pump and hose "TP.1 DETO" via handhole (fix hose to the hole with plastic ties). </w:t>
-            </w:r>
-          </w:p>
-          <w:p>
-            <w:r>
-              <w:rPr>
-                <w:b w:val="false"/>
-                <w:bCs w:val="false"/>
-              </w:rPr>
-              <w:t xml:space="preserve">3. Set/Adjust stirring rate in reactor to </w:t>
+              <w:t xml:space="preserve"> via handhole. Secure hose to handhole with plastic tie.</w:t>
+            </w:r>
+          </w:p>
+          <w:p>
+            <w:r>
+              <w:rPr>
+                <w:b w:val="false"/>
+                <w:bCs w:val="false"/>
+              </w:rPr>
+              <w:t xml:space="preserve">4. Set/Adjust stirring rate in reactor to </w:t>
             </w:r>
             <w:r>
               <w:rPr>
@@ -5610,7 +5532,7 @@
                 <w:b w:val="false"/>
                 <w:bCs w:val="false"/>
               </w:rPr>
-              <w:t xml:space="preserve">4. Set/Adjust temperature on thermostat </w:t>
+              <w:t xml:space="preserve">5. Set/Adjust temperature on thermostat to </w:t>
             </w:r>
             <w:r>
               <w:rPr>
@@ -5633,7 +5555,7 @@
                 <w:b w:val="false"/>
                 <w:bCs w:val="false"/>
               </w:rPr>
-              <w:t xml:space="preserve">5. Keep reaction mixture temperature in range: </w:t>
+              <w:t xml:space="preserve">6. Keep reaction mixture temperature in range: </w:t>
             </w:r>
             <w:r>
               <w:rPr>
@@ -5656,7 +5578,7 @@
                 <w:b w:val="false"/>
                 <w:bCs w:val="false"/>
               </w:rPr>
-              <w:t xml:space="preserve">6. Addition speed - </w:t>
+              <w:t xml:space="preserve">7. Addition speed - </w:t>
             </w:r>
             <w:r>
               <w:rPr>
@@ -5680,7 +5602,7 @@
                 <w:b w:val="false"/>
                 <w:bCs w:val="false"/>
               </w:rPr>
-              <w:t xml:space="preserve">Fill Table X at least every Y minutes.</w:t>
+              <w:t xml:space="preserve">Record parameters into Table X every YY min or more often.</w:t>
             </w:r>
           </w:p>
           <w:p/>
@@ -5807,7 +5729,7 @@
                 <w:b w:val="false"/>
                 <w:bCs w:val="false"/>
               </w:rPr>
-              <w:t xml:space="preserve">1. Set/Adjust thermostat 011-XX to </w:t>
+              <w:t xml:space="preserve">1. Ensure that temperature on thermostat is set to </w:t>
             </w:r>
             <w:r>
               <w:rPr>
@@ -5830,7 +5752,7 @@
                 <w:b w:val="false"/>
                 <w:bCs w:val="false"/>
               </w:rPr>
-              <w:t xml:space="preserve">2. Keep reaction mixture temperature in range: </w:t>
+              <w:t xml:space="preserve">2. Hold temperature of reaction mixture in range: </w:t>
             </w:r>
             <w:r>
               <w:rPr>
@@ -5867,7 +5789,7 @@
                 <w:b w:val="false"/>
                 <w:bCs w:val="false"/>
               </w:rPr>
-              <w:t xml:space="preserve">3. Set/Adjust stirring in reactor 002-XX to </w:t>
+              <w:t xml:space="preserve">3. Stirring in reactor 002-XX </w:t>
             </w:r>
             <w:r>
               <w:rPr>
@@ -5891,7 +5813,7 @@
                 <w:b w:val="false"/>
                 <w:bCs w:val="false"/>
               </w:rPr>
-              <w:t xml:space="preserve">Fill Table X at least every Y minutes.</w:t>
+              <w:t xml:space="preserve">Record parameters into Table X every YY min or more often.</w:t>
             </w:r>
           </w:p>
           <w:p/>
@@ -5975,70 +5897,46 @@
                 <w:b/>
                 <w:bCs/>
               </w:rPr>
-              <w:t xml:space="preserve">Perform</w:t>
-            </w:r>
-            <w:r>
-              <w:rPr>
-                <w:b w:val="false"/>
-                <w:bCs w:val="false"/>
-              </w:rPr>
-              <w:t xml:space="preserve"> extraction/separation:</w:t>
-            </w:r>
-          </w:p>
-          <w:p/>
-          <w:p>
-            <w:r>
-              <w:rPr>
-                <w:b w:val="false"/>
-                <w:bCs w:val="false"/>
-              </w:rPr>
-              <w:t xml:space="preserve">1. Set/Adjust stirring in reactor to </w:t>
-            </w:r>
-            <w:r>
-              <w:rPr>
-                <w:b/>
-                <w:bCs/>
-              </w:rPr>
-              <w:t xml:space="preserve">OFF</w:t>
-            </w:r>
-            <w:r>
-              <w:rPr>
-                <w:b w:val="false"/>
-                <w:bCs w:val="false"/>
-              </w:rPr>
-              <w:t xml:space="preserve"> (recommended range) (range is recommended and can be adjusted).</w:t>
-            </w:r>
-          </w:p>
-          <w:p>
-            <w:r>
-              <w:rPr>
-                <w:b w:val="false"/>
-                <w:bCs w:val="false"/>
-              </w:rPr>
-              <w:t xml:space="preserve">2. Mix layers for </w:t>
-            </w:r>
-            <w:r>
-              <w:rPr>
-                <w:b/>
-                <w:bCs/>
-              </w:rPr>
-              <w:t xml:space="preserve">al long as needed</w:t>
-            </w:r>
-            <w:r>
-              <w:rPr>
-                <w:b w:val="false"/>
-                <w:bCs w:val="false"/>
-              </w:rPr>
-              <w:t xml:space="preserve">.</w:t>
-            </w:r>
-          </w:p>
-          <w:p>
-            <w:r>
-              <w:rPr>
-                <w:b w:val="false"/>
-                <w:bCs w:val="false"/>
-              </w:rPr>
-              <w:t xml:space="preserve">3. Perform phase separation. Bottom "description" phase is stored into canister "TP.1 DETO", top "description" layer  is stored in canister "TP.1 DETO";</w:t>
+              <w:t xml:space="preserve">Extraction/separation:</w:t>
+            </w:r>
+          </w:p>
+          <w:p/>
+          <w:p>
+            <w:r>
+              <w:rPr>
+                <w:b w:val="false"/>
+                <w:bCs w:val="false"/>
+              </w:rPr>
+              <w:t xml:space="preserve">1. Perform phase separation. Bottom "description" phase is stored into container "TP.1 DETO", top "description" phase  is stored into container "TP.1 DETO".</w:t>
+            </w:r>
+          </w:p>
+          <w:p>
+            <w:r>
+              <w:rPr>
+                <w:b w:val="false"/>
+                <w:bCs w:val="false"/>
+              </w:rPr>
+              <w:t xml:space="preserve">2. Return "description" phase into reactor.</w:t>
+            </w:r>
+          </w:p>
+          <w:p/>
+          <w:p>
+            <w:r>
+              <w:rPr>
+                <w:b w:val="false"/>
+                <w:bCs w:val="false"/>
+              </w:rPr>
+              <w:t xml:space="preserve">m org phase: ……….. kg;</w:t>
+            </w:r>
+          </w:p>
+          <w:p/>
+          <w:p>
+            <w:r>
+              <w:rPr>
+                <w:b w:val="false"/>
+                <w:bCs w:val="false"/>
+              </w:rPr>
+              <w:t xml:space="preserve">m water phase: …….. kg;</w:t>
             </w:r>
           </w:p>
           <w:p/>
@@ -6060,7 +5958,6 @@
               <w:t xml:space="preserve">(in case of No, inform PM)</w:t>
             </w:r>
           </w:p>
-          <w:p/>
         </w:tc>
         <w:tc>
           <w:p>
@@ -6085,11 +5982,6 @@
           </w:p>
         </w:tc>
         <w:tc>
-          <w:p>
-            <w:r>
-              <w:t xml:space="preserve">Stirring: ........ rpm;</w:t>
-            </w:r>
-          </w:p>
           <w:p>
             <w:r>
               <w:t xml:space="preserve"/>
@@ -6112,14 +6004,14 @@
                 <w:b/>
                 <w:bCs/>
               </w:rPr>
-              <w:t xml:space="preserve">Start</w:t>
-            </w:r>
-            <w:r>
-              <w:rPr>
-                <w:b w:val="false"/>
-                <w:bCs w:val="false"/>
-              </w:rPr>
-              <w:t xml:space="preserve"> evaporation in reactor 002-XX:</w:t>
+              <w:t xml:space="preserve">Evaporation</w:t>
+            </w:r>
+            <w:r>
+              <w:rPr>
+                <w:b w:val="false"/>
+                <w:bCs w:val="false"/>
+              </w:rPr>
+              <w:t xml:space="preserve"> from reactor 002-XX:</w:t>
             </w:r>
           </w:p>
           <w:p/>
@@ -6166,7 +6058,7 @@
                 <w:b w:val="false"/>
                 <w:bCs w:val="false"/>
               </w:rPr>
-              <w:t xml:space="preserve">2. Connect a membrane pump via a cold trap and turn it ON.</w:t>
+              <w:t xml:space="preserve">2. Connect membrane pump via cold trap and turn it ON.</w:t>
             </w:r>
           </w:p>
           <w:p>
@@ -6198,7 +6090,7 @@
                 <w:b w:val="false"/>
                 <w:bCs w:val="false"/>
               </w:rPr>
-              <w:t xml:space="preserve">4. Set/Adjust stirring to </w:t>
+              <w:t xml:space="preserve">4. Maintain stirring at </w:t>
             </w:r>
             <w:r>
               <w:rPr>
@@ -6221,7 +6113,7 @@
                 <w:b w:val="false"/>
                 <w:bCs w:val="false"/>
               </w:rPr>
-              <w:t xml:space="preserve">5. Continue until: </w:t>
+              <w:t xml:space="preserve">5. Continue until end point: </w:t>
             </w:r>
             <w:r>
               <w:rPr>
@@ -6245,7 +6137,7 @@
                 <w:b w:val="false"/>
                 <w:bCs w:val="false"/>
               </w:rPr>
-              <w:t xml:space="preserve">Fill Table X at least every Y minutes.</w:t>
+              <w:t xml:space="preserve">Record parameters into Table X every YY min or more often.</w:t>
             </w:r>
           </w:p>
           <w:p/>
@@ -6384,16 +6276,25 @@
                 <w:b w:val="false"/>
                 <w:bCs w:val="false"/>
               </w:rPr>
-              <w:t xml:space="preserve"> using balance 007-XX</w:t>
-            </w:r>
-          </w:p>
-          <w:p>
-            <w:r>
-              <w:rPr>
-                <w:b w:val="false"/>
-                <w:bCs w:val="false"/>
-              </w:rPr>
-              <w:t xml:space="preserve">2. Transfer </w:t>
+              <w:t xml:space="preserve"> using balance 007-XX.</w:t>
+            </w:r>
+          </w:p>
+          <w:p>
+            <w:r>
+              <w:rPr>
+                <w:b w:val="false"/>
+                <w:bCs w:val="false"/>
+              </w:rPr>
+              <w:t xml:space="preserve">2. Connect peristaltic pump and hose "TP.1 DETO".</w:t>
+            </w:r>
+          </w:p>
+          <w:p>
+            <w:r>
+              <w:rPr>
+                <w:b w:val="false"/>
+                <w:bCs w:val="false"/>
+              </w:rPr>
+              <w:t xml:space="preserve">3. Using peristaltic pump, load </w:t>
             </w:r>
             <w:r>
               <w:rPr>
@@ -6407,16 +6308,16 @@
                 <w:b w:val="false"/>
                 <w:bCs w:val="false"/>
               </w:rPr>
-              <w:t xml:space="preserve"> into reactor with peristaltic pump and hose "TP.1 DETO" via handhole (fix hose to the hole with plastic ties). </w:t>
-            </w:r>
-          </w:p>
-          <w:p>
-            <w:r>
-              <w:rPr>
-                <w:b w:val="false"/>
-                <w:bCs w:val="false"/>
-              </w:rPr>
-              <w:t xml:space="preserve">3. Set/Adjust stirring rate in reactor to </w:t>
+              <w:t xml:space="preserve"> via handhole. Secure hose to handhole with plastic tie.</w:t>
+            </w:r>
+          </w:p>
+          <w:p>
+            <w:r>
+              <w:rPr>
+                <w:b w:val="false"/>
+                <w:bCs w:val="false"/>
+              </w:rPr>
+              <w:t xml:space="preserve">4. Set/Adjust stirring rate in reactor to </w:t>
             </w:r>
             <w:r>
               <w:rPr>
@@ -6439,7 +6340,7 @@
                 <w:b w:val="false"/>
                 <w:bCs w:val="false"/>
               </w:rPr>
-              <w:t xml:space="preserve">4. Set/Adjust temperature on thermostat </w:t>
+              <w:t xml:space="preserve">5. Set/Adjust temperature on thermostat to </w:t>
             </w:r>
             <w:r>
               <w:rPr>
@@ -6462,7 +6363,7 @@
                 <w:b w:val="false"/>
                 <w:bCs w:val="false"/>
               </w:rPr>
-              <w:t xml:space="preserve">5. Keep reaction mixture temperature in range: </w:t>
+              <w:t xml:space="preserve">6. Keep reaction mixture temperature in range: </w:t>
             </w:r>
             <w:r>
               <w:rPr>
@@ -6485,7 +6386,7 @@
                 <w:b w:val="false"/>
                 <w:bCs w:val="false"/>
               </w:rPr>
-              <w:t xml:space="preserve">6. Addition speed - </w:t>
+              <w:t xml:space="preserve">7. Addition speed - </w:t>
             </w:r>
             <w:r>
               <w:rPr>
@@ -6509,7 +6410,7 @@
                 <w:b w:val="false"/>
                 <w:bCs w:val="false"/>
               </w:rPr>
-              <w:t xml:space="preserve">Fill Table X at least every Y minutes.</w:t>
+              <w:t xml:space="preserve">Record parameters into Table X every YY min or more often.</w:t>
             </w:r>
           </w:p>
           <w:p/>
@@ -6638,14 +6539,14 @@
                 <w:b/>
                 <w:bCs/>
               </w:rPr>
-              <w:t xml:space="preserve">Start</w:t>
-            </w:r>
-            <w:r>
-              <w:rPr>
-                <w:b w:val="false"/>
-                <w:bCs w:val="false"/>
-              </w:rPr>
-              <w:t xml:space="preserve"> evaporation in reactor 002-XX:</w:t>
+              <w:t xml:space="preserve">Evaporation</w:t>
+            </w:r>
+            <w:r>
+              <w:rPr>
+                <w:b w:val="false"/>
+                <w:bCs w:val="false"/>
+              </w:rPr>
+              <w:t xml:space="preserve"> from reactor 002-XX:</w:t>
             </w:r>
           </w:p>
           <w:p/>
@@ -6692,7 +6593,7 @@
                 <w:b w:val="false"/>
                 <w:bCs w:val="false"/>
               </w:rPr>
-              <w:t xml:space="preserve">2. Connect a membrane pump via a cold trap and turn it ON.</w:t>
+              <w:t xml:space="preserve">2. Connect membrane pump via cold trap and turn it ON.</w:t>
             </w:r>
           </w:p>
           <w:p>
@@ -6724,7 +6625,7 @@
                 <w:b w:val="false"/>
                 <w:bCs w:val="false"/>
               </w:rPr>
-              <w:t xml:space="preserve">4. Set/Adjust stirring to </w:t>
+              <w:t xml:space="preserve">4. Maintain stirring at </w:t>
             </w:r>
             <w:r>
               <w:rPr>
@@ -6747,7 +6648,7 @@
                 <w:b w:val="false"/>
                 <w:bCs w:val="false"/>
               </w:rPr>
-              <w:t xml:space="preserve">5. Continue until: </w:t>
+              <w:t xml:space="preserve">5. Continue until end point: </w:t>
             </w:r>
             <w:r>
               <w:rPr>
@@ -6771,7 +6672,7 @@
                 <w:b w:val="false"/>
                 <w:bCs w:val="false"/>
               </w:rPr>
-              <w:t xml:space="preserve">Fill Table X at least every Y minutes.</w:t>
+              <w:t xml:space="preserve">Record parameters into Table X every YY min or more often.</w:t>
             </w:r>
           </w:p>
           <w:p/>
@@ -6865,14 +6766,14 @@
                 <w:b/>
                 <w:bCs/>
               </w:rPr>
-              <w:t xml:space="preserve">Start</w:t>
-            </w:r>
-            <w:r>
-              <w:rPr>
-                <w:b w:val="false"/>
-                <w:bCs w:val="false"/>
-              </w:rPr>
-              <w:t xml:space="preserve"> heating/cooling with thermostat 011-XX:</w:t>
+              <w:t xml:space="preserve">Heating/Cooling</w:t>
+            </w:r>
+            <w:r>
+              <w:rPr>
+                <w:b w:val="false"/>
+                <w:bCs w:val="false"/>
+              </w:rPr>
+              <w:t xml:space="preserve"> with thermostat 011-XX:</w:t>
             </w:r>
           </w:p>
           <w:p/>
@@ -6937,7 +6838,7 @@
                 <w:b w:val="false"/>
                 <w:bCs w:val="false"/>
               </w:rPr>
-              <w:t xml:space="preserve">4. Set/Adjust stirring in reactor 002-XX to </w:t>
+              <w:t xml:space="preserve">4. Stirring in reactor 002-XX </w:t>
             </w:r>
             <w:r>
               <w:rPr>
@@ -6961,7 +6862,7 @@
                 <w:b w:val="false"/>
                 <w:bCs w:val="false"/>
               </w:rPr>
-              <w:t xml:space="preserve">Fill Table X at least every Y minutes.</w:t>
+              <w:t xml:space="preserve">Record parameters into Table X every YY min or more often.</w:t>
             </w:r>
           </w:p>
           <w:p/>
@@ -7072,7 +6973,7 @@
                 <w:b w:val="false"/>
                 <w:bCs w:val="false"/>
               </w:rPr>
-              <w:t xml:space="preserve">1. Set/Adjust thermostat 011-XX to </w:t>
+              <w:t xml:space="preserve">1. Ensure that temperature on thermostat is set to </w:t>
             </w:r>
             <w:r>
               <w:rPr>
@@ -7095,7 +6996,7 @@
                 <w:b w:val="false"/>
                 <w:bCs w:val="false"/>
               </w:rPr>
-              <w:t xml:space="preserve">2. Keep reaction mixture temperature in range: </w:t>
+              <w:t xml:space="preserve">2. Hold temperature of reaction mixture in range: </w:t>
             </w:r>
             <w:r>
               <w:rPr>
@@ -7132,7 +7033,7 @@
                 <w:b w:val="false"/>
                 <w:bCs w:val="false"/>
               </w:rPr>
-              <w:t xml:space="preserve">3. Set/Adjust stirring in reactor 002-XX to </w:t>
+              <w:t xml:space="preserve">3. Stirring in reactor 002-XX </w:t>
             </w:r>
             <w:r>
               <w:rPr>
@@ -7155,7 +7056,7 @@
                 <w:b w:val="false"/>
                 <w:bCs w:val="false"/>
               </w:rPr>
-              <w:t xml:space="preserve">4. Optional: Possible pause - </w:t>
+              <w:t xml:space="preserve">4. Optional: Keep reaction mixture overnight - </w:t>
             </w:r>
             <w:r>
               <w:rPr>
@@ -7179,7 +7080,7 @@
                 <w:b w:val="false"/>
                 <w:bCs w:val="false"/>
               </w:rPr>
-              <w:t xml:space="preserve">Fill Table X at least every Y minutes.</w:t>
+              <w:t xml:space="preserve">Record parameters into Table X every YY min or more often.</w:t>
             </w:r>
           </w:p>
           <w:p/>
@@ -7261,7 +7162,7 @@
                 <w:b w:val="false"/>
                 <w:bCs w:val="false"/>
               </w:rPr>
-              <w:t xml:space="preserve"> 046-6-7 setup:</w:t>
+              <w:t xml:space="preserve"> 046-6-7 (SS filter) setup:</w:t>
             </w:r>
           </w:p>
           <w:p/>
@@ -7343,7 +7244,7 @@
                 <w:b w:val="false"/>
                 <w:bCs w:val="false"/>
               </w:rPr>
-              <w:t xml:space="preserve">  Filter 046-2-13 setup:</w:t>
+              <w:t xml:space="preserve">  Filter 046-2-13 (PP filter) setup:</w:t>
             </w:r>
           </w:p>
           <w:p>
@@ -7517,7 +7418,7 @@
                 <w:b w:val="false"/>
                 <w:bCs w:val="false"/>
               </w:rPr>
-              <w:t xml:space="preserve">3. Set the vacuum pump to </w:t>
+              <w:t xml:space="preserve">3. Set the membrane pump to </w:t>
             </w:r>
             <w:r>
               <w:rPr>
@@ -7549,7 +7450,7 @@
                 <w:b w:val="false"/>
                 <w:bCs w:val="false"/>
               </w:rPr>
-              <w:t xml:space="preserve">5. Continue until: </w:t>
+              <w:t xml:space="preserve">5. Continue until </w:t>
             </w:r>
             <w:r>
               <w:rPr>
@@ -7582,7 +7483,7 @@
                 <w:b w:val="false"/>
                 <w:bCs w:val="false"/>
               </w:rPr>
-              <w:t xml:space="preserve">NB! Once Reactor’s receiver is 2/3 full, stop the process, release the vacuum from the system, connect filter outlet to atmosphere and empty filtrate into "TP.1 DETO". Resume the process afterwards.</w:t>
+              <w:t xml:space="preserve">NB! Once Reactor’s receiver is 2/3 full, stop the process, release the vacuum from the system, connect filter outlet to atmosphere and empty filtrate into container "TP.1 DETO". Resume the process afterwards.</w:t>
             </w:r>
           </w:p>
           <w:p>
@@ -7741,7 +7642,7 @@
                 <w:b w:val="false"/>
                 <w:bCs w:val="false"/>
               </w:rPr>
-              <w:t xml:space="preserve">4. Mix on filter: </w:t>
+              <w:t xml:space="preserve">4. Mix on filter manually: </w:t>
             </w:r>
             <w:r>
               <w:rPr>
@@ -7756,15 +7657,6 @@
                 <w:bCs w:val="false"/>
               </w:rPr>
               <w:t xml:space="preserve">.</w:t>
-            </w:r>
-          </w:p>
-          <w:p>
-            <w:r>
-              <w:rPr>
-                <w:b w:val="false"/>
-                <w:bCs w:val="false"/>
-              </w:rPr>
-              <w:t xml:space="preserve">5. Restart membrane pump and continue filtration.</w:t>
             </w:r>
           </w:p>
           <w:p/>
@@ -7897,7 +7789,7 @@
                 <w:b w:val="false"/>
                 <w:bCs w:val="false"/>
               </w:rPr>
-              <w:t xml:space="preserve">3. Set the vacuum pump to </w:t>
+              <w:t xml:space="preserve">3. Set the membrane pump to </w:t>
             </w:r>
             <w:r>
               <w:rPr>
@@ -7929,7 +7821,7 @@
                 <w:b w:val="false"/>
                 <w:bCs w:val="false"/>
               </w:rPr>
-              <w:t xml:space="preserve">5. Continue until: </w:t>
+              <w:t xml:space="preserve">5. Continue until </w:t>
             </w:r>
             <w:r>
               <w:rPr>
@@ -7962,7 +7854,7 @@
                 <w:b w:val="false"/>
                 <w:bCs w:val="false"/>
               </w:rPr>
-              <w:t xml:space="preserve">NB! Once Reactor’s receiver is 2/3 full, stop the process, release the vacuum from the system, connect filter outlet to atmosphere and empty filtrate into "TP.1 DETO". Resume the process afterwards.</w:t>
+              <w:t xml:space="preserve">NB! Once Reactor’s receiver is 2/3 full, stop the process, release the vacuum from the system, connect filter outlet to atmosphere and empty filtrate into container "TP.1 DETO". Resume the process afterwards.</w:t>
             </w:r>
           </w:p>
           <w:p>
@@ -8121,7 +8013,7 @@
                 <w:b w:val="false"/>
                 <w:bCs w:val="false"/>
               </w:rPr>
-              <w:t xml:space="preserve">4. Mix on filter: </w:t>
+              <w:t xml:space="preserve">4. Mix on filter manually: </w:t>
             </w:r>
             <w:r>
               <w:rPr>
@@ -8136,15 +8028,6 @@
                 <w:bCs w:val="false"/>
               </w:rPr>
               <w:t xml:space="preserve">.</w:t>
-            </w:r>
-          </w:p>
-          <w:p>
-            <w:r>
-              <w:rPr>
-                <w:b w:val="false"/>
-                <w:bCs w:val="false"/>
-              </w:rPr>
-              <w:t xml:space="preserve">5. Restart membrane pump and continue filtration.</w:t>
             </w:r>
           </w:p>
           <w:p/>
@@ -8277,7 +8160,7 @@
                 <w:b w:val="false"/>
                 <w:bCs w:val="false"/>
               </w:rPr>
-              <w:t xml:space="preserve">3. Set the vacuum pump to </w:t>
+              <w:t xml:space="preserve">3. Set the membrane pump to </w:t>
             </w:r>
             <w:r>
               <w:rPr>
@@ -8309,7 +8192,7 @@
                 <w:b w:val="false"/>
                 <w:bCs w:val="false"/>
               </w:rPr>
-              <w:t xml:space="preserve">5. Continue until: </w:t>
+              <w:t xml:space="preserve">5. Continue until </w:t>
             </w:r>
             <w:r>
               <w:rPr>
@@ -8342,7 +8225,7 @@
                 <w:b w:val="false"/>
                 <w:bCs w:val="false"/>
               </w:rPr>
-              <w:t xml:space="preserve">NB! Once Reactor’s receiver is 2/3 full, stop the process, release the vacuum from the system, connect filter outlet to atmosphere and empty filtrate into "TP.1 DETO". Resume the process afterwards.</w:t>
+              <w:t xml:space="preserve">NB! Once Reactor’s receiver is 2/3 full, stop the process, release the vacuum from the system, connect filter outlet to atmosphere and empty filtrate into container "TP.1 DETO". Resume the process afterwards.</w:t>
             </w:r>
           </w:p>
           <w:p>
@@ -8422,17 +8305,17 @@
                 <w:b w:val="false"/>
                 <w:bCs w:val="false"/>
               </w:rPr>
-              <w:t xml:space="preserve"> the filter cake on filter under vacuum:</w:t>
-            </w:r>
-          </w:p>
-          <w:p/>
-          <w:p>
-            <w:r>
-              <w:rPr>
-                <w:b w:val="false"/>
-                <w:bCs w:val="false"/>
-              </w:rPr>
-              <w:t xml:space="preserve">1. Once Filter cake is visually dry, maintain it on the filter under vacuum.</w:t>
+              <w:t xml:space="preserve"> filter cake on filter under vacuum:</w:t>
+            </w:r>
+          </w:p>
+          <w:p/>
+          <w:p>
+            <w:r>
+              <w:rPr>
+                <w:b w:val="false"/>
+                <w:bCs w:val="false"/>
+              </w:rPr>
+              <w:t xml:space="preserve">1. Once Filter cake is visually dry, maintain it on the filter.</w:t>
             </w:r>
           </w:p>
           <w:p>
@@ -8496,7 +8379,7 @@
                 <w:b w:val="false"/>
                 <w:bCs w:val="false"/>
               </w:rPr>
-              <w:t xml:space="preserve">5. After finishing drying on filter, pump the filtrate from the filter into waste canister and weigh it.</w:t>
+              <w:t xml:space="preserve">5. After finishing drying on filter, pump the filtrate from the filter into waste container and weigh it.</w:t>
             </w:r>
           </w:p>
           <w:p/>
@@ -8605,74 +8488,165 @@
                 <w:b/>
                 <w:bCs/>
               </w:rPr>
-              <w:t xml:space="preserve">Dry</w:t>
-            </w:r>
-            <w:r>
-              <w:rPr>
-                <w:b w:val="false"/>
-                <w:bCs w:val="false"/>
-              </w:rPr>
-              <w:t xml:space="preserve"> the product in vacuum oven 012-XX:</w:t>
-            </w:r>
-          </w:p>
-          <w:p/>
-          <w:p>
-            <w:r>
-              <w:rPr>
-                <w:b w:val="false"/>
-                <w:bCs w:val="false"/>
-              </w:rPr>
-              <w:t xml:space="preserve">1. Check and record the tare mass of each tray into table XX.1. </w:t>
-            </w:r>
-          </w:p>
-          <w:p>
-            <w:r>
-              <w:rPr>
-                <w:b w:val="false"/>
-                <w:bCs w:val="false"/>
-              </w:rPr>
-              <w:t xml:space="preserve">2. Transfer the product (filter cake) onto trays with a layer thickness of </w:t>
-            </w:r>
-            <w:r>
-              <w:rPr>
-                <w:b/>
-                <w:bCs/>
-              </w:rPr>
-              <w:t xml:space="preserve">NMT 4cm</w:t>
-            </w:r>
-            <w:r>
-              <w:rPr>
-                <w:b w:val="false"/>
-                <w:bCs w:val="false"/>
-              </w:rPr>
-              <w:t xml:space="preserve">. Divide all wet product approximately evenly between all trays. Crush big lumps with shovel.</w:t>
-            </w:r>
-          </w:p>
-          <w:p>
-            <w:r>
-              <w:rPr>
-                <w:b w:val="false"/>
-                <w:bCs w:val="false"/>
-              </w:rPr>
-              <w:t xml:space="preserve">3. Place the trays in the vacuum oven.</w:t>
-            </w:r>
-          </w:p>
-          <w:p>
-            <w:r>
-              <w:rPr>
-                <w:b w:val="false"/>
-                <w:bCs w:val="false"/>
-              </w:rPr>
-              <w:t xml:space="preserve">4. Connect vacuum pump to the oven via cold trap with dry ice.</w:t>
-            </w:r>
-          </w:p>
-          <w:p>
-            <w:r>
-              <w:rPr>
-                <w:b w:val="false"/>
-                <w:bCs w:val="false"/>
-              </w:rPr>
-              <w:t xml:space="preserve">5. Set overheating protection of the oven to: </w:t>
+              <w:t xml:space="preserve">a)</w:t>
+            </w:r>
+            <w:r>
+              <w:rPr>
+                <w:b w:val="false"/>
+                <w:bCs w:val="false"/>
+              </w:rPr>
+              <w:t xml:space="preserve"> Weighing of empty trays for drying:</w:t>
+            </w:r>
+          </w:p>
+          <w:p/>
+          <w:p>
+            <w:r>
+              <w:rPr>
+                <w:b w:val="false"/>
+                <w:bCs w:val="false"/>
+              </w:rPr>
+              <w:t xml:space="preserve">1. Weigh each tray.</w:t>
+            </w:r>
+          </w:p>
+          <w:p>
+            <w:r>
+              <w:rPr>
+                <w:b w:val="false"/>
+                <w:bCs w:val="false"/>
+              </w:rPr>
+              <w:t xml:space="preserve">Record tare mass in Table X.</w:t>
+            </w:r>
+          </w:p>
+          <w:p/>
+          <w:p>
+            <w:r>
+              <w:rPr>
+                <w:b w:val="false"/>
+                <w:bCs w:val="false"/>
+              </w:rPr>
+              <w:t xml:space="preserve">Table X. filled: </w:t>
+            </w:r>
+          </w:p>
+          <w:p/>
+          <w:p>
+            <w:r>
+              <w:rPr>
+                <w:b w:val="false"/>
+                <w:bCs w:val="false"/>
+              </w:rPr>
+              <w:t xml:space="preserve">___________________________</w:t>
+            </w:r>
+          </w:p>
+          <w:p>
+            <w:r>
+              <w:rPr>
+                <w:b w:val="false"/>
+                <w:bCs w:val="false"/>
+              </w:rPr>
+              <w:t xml:space="preserve">b) Filling the trays</w:t>
+            </w:r>
+          </w:p>
+          <w:p/>
+          <w:p>
+            <w:r>
+              <w:rPr>
+                <w:b w:val="false"/>
+                <w:bCs w:val="false"/>
+              </w:rPr>
+              <w:t xml:space="preserve">2. Transfer the wet product (Filter cake) onto trays: spread uniform layer thickness on the trays,</w:t>
+            </w:r>
+          </w:p>
+          <w:p>
+            <w:r>
+              <w:rPr>
+                <w:b w:val="false"/>
+                <w:bCs w:val="false"/>
+              </w:rPr>
+              <w:t xml:space="preserve">the product should not stick out above tray edges.</w:t>
+            </w:r>
+          </w:p>
+          <w:p>
+            <w:r>
+              <w:rPr>
+                <w:b w:val="false"/>
+                <w:bCs w:val="false"/>
+              </w:rPr>
+              <w:t xml:space="preserve">3. Distribute the wet product approximately evenly among XX trays.</w:t>
+            </w:r>
+          </w:p>
+          <w:p>
+            <w:r>
+              <w:rPr>
+                <w:b w:val="false"/>
+                <w:bCs w:val="false"/>
+              </w:rPr>
+              <w:t xml:space="preserve">4. Crush any large lumps with a shovel or suitable utensil.</w:t>
+            </w:r>
+          </w:p>
+          <w:p>
+            <w:r>
+              <w:rPr>
+                <w:b w:val="false"/>
+                <w:bCs w:val="false"/>
+              </w:rPr>
+              <w:t xml:space="preserve">5. Weigh each tray with product.</w:t>
+            </w:r>
+          </w:p>
+          <w:p/>
+          <w:p>
+            <w:r>
+              <w:rPr>
+                <w:b w:val="false"/>
+                <w:bCs w:val="false"/>
+              </w:rPr>
+              <w:t xml:space="preserve">Record loaded mass in Table X.</w:t>
+            </w:r>
+          </w:p>
+          <w:p/>
+          <w:p>
+            <w:r>
+              <w:rPr>
+                <w:b w:val="false"/>
+                <w:bCs w:val="false"/>
+              </w:rPr>
+              <w:t xml:space="preserve">___________________________</w:t>
+            </w:r>
+          </w:p>
+          <w:p>
+            <w:r>
+              <w:rPr>
+                <w:b w:val="false"/>
+                <w:bCs w:val="false"/>
+              </w:rPr>
+              <w:t xml:space="preserve">c) Preparation of Vacuum Oven 012-XX:</w:t>
+            </w:r>
+          </w:p>
+          <w:p/>
+          <w:p>
+            <w:r>
+              <w:rPr>
+                <w:b w:val="false"/>
+                <w:bCs w:val="false"/>
+              </w:rPr>
+              <w:t xml:space="preserve">6. Arrange trays inside the oven, ensuring proper spacing/airflow.</w:t>
+            </w:r>
+          </w:p>
+          <w:p>
+            <w:r>
+              <w:rPr>
+                <w:b w:val="false"/>
+                <w:bCs w:val="false"/>
+              </w:rPr>
+              <w:t xml:space="preserve">7. Attach membrane pump to the oven via cold trap filled with dry ice.</w:t>
+            </w:r>
+          </w:p>
+          <w:p>
+            <w:r>
+              <w:rPr>
+                <w:b w:val="false"/>
+                <w:bCs w:val="false"/>
+              </w:rPr>
+              <w:t xml:space="preserve">8. Overheating protection (safety limit): </w:t>
             </w:r>
             <w:r>
               <w:rPr>
@@ -8695,7 +8669,7 @@
                 <w:b w:val="false"/>
                 <w:bCs w:val="false"/>
               </w:rPr>
-              <w:t xml:space="preserve">6. Set the oven temperature to; </w:t>
+              <w:t xml:space="preserve">9. Working temperature set point: </w:t>
             </w:r>
             <w:r>
               <w:rPr>
@@ -8709,7 +8683,16 @@
                 <w:b w:val="false"/>
                 <w:bCs w:val="false"/>
               </w:rPr>
-              <w:t xml:space="preserve"> and start the pump with set: </w:t>
+              <w:t xml:space="preserve">.</w:t>
+            </w:r>
+          </w:p>
+          <w:p>
+            <w:r>
+              <w:rPr>
+                <w:b w:val="false"/>
+                <w:bCs w:val="false"/>
+              </w:rPr>
+              <w:t xml:space="preserve">10. Initial vacuum set point: </w:t>
             </w:r>
             <w:r>
               <w:rPr>
@@ -8726,13 +8709,100 @@
               <w:t xml:space="preserve">.</w:t>
             </w:r>
           </w:p>
-          <w:p>
-            <w:r>
-              <w:rPr>
-                <w:b w:val="false"/>
-                <w:bCs w:val="false"/>
-              </w:rPr>
-              <w:t xml:space="preserve">7. Dry the product, checking the weight periodically (NLT 12h after start of drying) to determine dryness </w:t>
+          <w:p/>
+          <w:p>
+            <w:r>
+              <w:rPr>
+                <w:b w:val="false"/>
+                <w:bCs w:val="false"/>
+              </w:rPr>
+              <w:t xml:space="preserve">NB! Do not forget to put logger on one of the middle shelves.</w:t>
+            </w:r>
+          </w:p>
+          <w:p/>
+          <w:p/>
+          <w:p>
+            <w:r>
+              <w:rPr>
+                <w:b w:val="false"/>
+                <w:bCs w:val="false"/>
+              </w:rPr>
+              <w:t xml:space="preserve">Temperature logger is placed in oven </w:t>
+            </w:r>
+          </w:p>
+          <w:p/>
+          <w:p>
+            <w:r>
+              <w:rPr>
+                <w:b w:val="false"/>
+                <w:bCs w:val="false"/>
+              </w:rPr>
+              <w:t xml:space="preserve">_____________________________</w:t>
+            </w:r>
+          </w:p>
+          <w:p>
+            <w:r>
+              <w:rPr>
+                <w:b w:val="false"/>
+                <w:bCs w:val="false"/>
+              </w:rPr>
+              <w:t xml:space="preserve">d) Drying and Interim weighings:</w:t>
+            </w:r>
+          </w:p>
+          <w:p/>
+          <w:p>
+            <w:r>
+              <w:rPr>
+                <w:b w:val="false"/>
+                <w:bCs w:val="false"/>
+              </w:rPr>
+              <w:t xml:space="preserve">11. Begin drying under set conditions (</w:t>
+            </w:r>
+            <w:r>
+              <w:rPr>
+                <w:b/>
+                <w:bCs/>
+              </w:rPr>
+              <w:t xml:space="preserve">40-50oC</w:t>
+            </w:r>
+            <w:r>
+              <w:rPr>
+                <w:b w:val="false"/>
+                <w:bCs w:val="false"/>
+              </w:rPr>
+              <w:t xml:space="preserve">, </w:t>
+            </w:r>
+            <w:r>
+              <w:rPr>
+                <w:b/>
+                <w:bCs/>
+              </w:rPr>
+              <w:t xml:space="preserve">30Torr</w:t>
+            </w:r>
+            <w:r>
+              <w:rPr>
+                <w:b w:val="false"/>
+                <w:bCs w:val="false"/>
+              </w:rPr>
+              <w:t xml:space="preserve">). </w:t>
+            </w:r>
+          </w:p>
+          <w:p>
+            <w:r>
+              <w:rPr>
+                <w:b w:val="false"/>
+                <w:bCs w:val="false"/>
+              </w:rPr>
+              <w:t xml:space="preserve">12. After NLT 12 hours of drying, perform mixing/delumping to break up any lumps. </w:t>
+            </w:r>
+          </w:p>
+          <w:p>
+            <w:r>
+              <w:rPr>
+                <w:b w:val="false"/>
+                <w:bCs w:val="false"/>
+              </w:rPr>
+              <w:t xml:space="preserve">13. Dry the product for a total of </w:t>
             </w:r>
             <w:r>
               <w:rPr>
@@ -8746,42 +8816,74 @@
                 <w:b w:val="false"/>
                 <w:bCs w:val="false"/>
               </w:rPr>
-              <w:t xml:space="preserve">. In 2-3h weight loss should be less than 2-3%.</w:t>
-            </w:r>
-          </w:p>
-          <w:p>
-            <w:r>
-              <w:rPr>
-                <w:b w:val="false"/>
-                <w:bCs w:val="false"/>
-              </w:rPr>
-              <w:t xml:space="preserve">8. Perform Mix/delump: </w:t>
-            </w:r>
-            <w:r>
-              <w:rPr>
-                <w:b/>
-                <w:bCs/>
-              </w:rPr>
-              <w:t xml:space="preserve">Yes, after at least 12h of starting of drying</w:t>
-            </w:r>
-            <w:r>
-              <w:rPr>
-                <w:b w:val="false"/>
-                <w:bCs w:val="false"/>
-              </w:rPr>
               <w:t xml:space="preserve">.</w:t>
             </w:r>
           </w:p>
-          <w:p/>
-          <w:p>
-            <w:r>
-              <w:rPr>
-                <w:b w:val="false"/>
-                <w:bCs w:val="false"/>
-              </w:rPr>
-              <w:t xml:space="preserve">Record weights in Table X.</w:t>
-            </w:r>
-          </w:p>
+          <w:p>
+            <w:r>
+              <w:rPr>
+                <w:b w:val="false"/>
+                <w:bCs w:val="false"/>
+              </w:rPr>
+              <w:t xml:space="preserve">14. Interim weighings:</w:t>
+            </w:r>
+          </w:p>
+          <w:p>
+            <w:r>
+              <w:rPr>
+                <w:b w:val="false"/>
+                <w:bCs w:val="false"/>
+              </w:rPr>
+              <w:t xml:space="preserve">After NLT 24 h, start checking product weight periodically to determine drying progress.</w:t>
+            </w:r>
+          </w:p>
+          <w:p>
+            <w:r>
+              <w:rPr>
+                <w:b w:val="false"/>
+                <w:bCs w:val="false"/>
+              </w:rPr>
+              <w:t xml:space="preserve">Fill Table X.</w:t>
+            </w:r>
+          </w:p>
+          <w:p/>
+          <w:p>
+            <w:r>
+              <w:rPr>
+                <w:b w:val="false"/>
+                <w:bCs w:val="false"/>
+              </w:rPr>
+              <w:t xml:space="preserve">15. End of drying:</w:t>
+            </w:r>
+          </w:p>
+          <w:p>
+            <w:r>
+              <w:rPr>
+                <w:b w:val="false"/>
+                <w:bCs w:val="false"/>
+              </w:rPr>
+              <w:t xml:space="preserve">In 2–3 hours total weight loss AND weight loss of each tray should be NMT3%. </w:t>
+            </w:r>
+          </w:p>
+          <w:p>
+            <w:r>
+              <w:rPr>
+                <w:b w:val="false"/>
+                <w:bCs w:val="false"/>
+              </w:rPr>
+              <w:t xml:space="preserve">If within acceptance range – drying is over. </w:t>
+            </w:r>
+          </w:p>
+          <w:p>
+            <w:r>
+              <w:rPr>
+                <w:b w:val="false"/>
+                <w:bCs w:val="false"/>
+              </w:rPr>
+              <w:t xml:space="preserve">(Proceed with the next operation.)</w:t>
+            </w:r>
+          </w:p>
+          <w:p/>
           <w:p/>
           <w:p>
             <w:r>
@@ -8799,16 +8901,6 @@
                 <w:b w:val="false"/>
                 <w:bCs w:val="false"/>
               </w:rPr>
-              <w:t xml:space="preserve">Overheating set: .......°C</w:t>
-            </w:r>
-          </w:p>
-          <w:p/>
-          <w:p>
-            <w:r>
-              <w:rPr>
-                <w:b w:val="false"/>
-                <w:bCs w:val="false"/>
-              </w:rPr>
               <w:t xml:space="preserve">Pressure after at least 1h from the start: ...... Torr</w:t>
             </w:r>
           </w:p>
@@ -8822,8 +8914,6 @@
               <w:t xml:space="preserve">Temperature after at least 1h from the start: .......°C</w:t>
             </w:r>
           </w:p>
-          <w:p/>
-          <w:p/>
           <w:p>
             <w:r>
               <w:rPr>
@@ -9197,14 +9287,14 @@
                 <w:b/>
                 <w:bCs/>
               </w:rPr>
-              <w:t xml:space="preserve">Perform</w:t>
-            </w:r>
-            <w:r>
-              <w:rPr>
-                <w:b w:val="false"/>
-                <w:bCs w:val="false"/>
-              </w:rPr>
-              <w:t xml:space="preserve"> the analysis according to QDQS:</w:t>
+              <w:t xml:space="preserve">the</w:t>
+            </w:r>
+            <w:r>
+              <w:rPr>
+                <w:b w:val="false"/>
+                <w:bCs w:val="false"/>
+              </w:rPr>
+              <w:t xml:space="preserve"> analysis according to QDQS:</w:t>
             </w:r>
           </w:p>
           <w:p/>
@@ -9394,14 +9484,14 @@
                 <w:b/>
                 <w:bCs/>
               </w:rPr>
-              <w:t xml:space="preserve">Perform</w:t>
-            </w:r>
-            <w:r>
-              <w:rPr>
-                <w:b w:val="false"/>
-                <w:bCs w:val="false"/>
-              </w:rPr>
-              <w:t xml:space="preserve"> waste treatment:</w:t>
+              <w:t xml:space="preserve">waste</w:t>
+            </w:r>
+            <w:r>
+              <w:rPr>
+                <w:b w:val="false"/>
+                <w:bCs w:val="false"/>
+              </w:rPr>
+              <w:t xml:space="preserve"> treatment:</w:t>
             </w:r>
           </w:p>
           <w:p/>
